--- a/הצעת פרוייקט.docx
+++ b/הצעת פרוייקט.docx
@@ -532,7 +532,7 @@
           </mc:Choice>
           <mc:Fallback>
             <w:pict>
-              <v:roundrect w14:anchorId="3FD6F286" id="מלבן מעוגל 6" o:spid="_x0000_s1026" style="width:9.45pt;height:9.45pt;visibility:visible;mso-wrap-style:square;mso-left-percent:-10001;mso-top-percent:-10001;mso-position-horizontal:absolute;mso-position-horizontal-relative:char;mso-position-vertical:absolute;mso-position-vertical-relative:line;mso-left-percent:-10001;mso-top-percent:-10001;v-text-anchor:top" arcsize="10923f" o:gfxdata="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" fillcolor="#a8d08d">
+              <v:roundrect w14:anchorId="17ED87AC" id="מלבן מעוגל 6" o:spid="_x0000_s1026" style="width:9.45pt;height:9.45pt;visibility:visible;mso-wrap-style:square;mso-left-percent:-10001;mso-top-percent:-10001;mso-position-horizontal:absolute;mso-position-horizontal-relative:char;mso-position-vertical:absolute;mso-position-vertical-relative:line;mso-left-percent:-10001;mso-top-percent:-10001;v-text-anchor:top" arcsize="10923f" o:gfxdata="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" fillcolor="#a8d08d">
                 <o:lock v:ext="edit" aspectratio="t"/>
                 <w10:wrap anchorx="page"/>
                 <w10:anchorlock/>
@@ -668,7 +668,7 @@
           </mc:Choice>
           <mc:Fallback>
             <w:pict>
-              <v:roundrect w14:anchorId="6AC35A4C" id="מלבן מעוגל 5" o:spid="_x0000_s1026" style="width:9.45pt;height:9.45pt;visibility:visible;mso-wrap-style:square;mso-left-percent:-10001;mso-top-percent:-10001;mso-position-horizontal:absolute;mso-position-horizontal-relative:char;mso-position-vertical:absolute;mso-position-vertical-relative:line;mso-left-percent:-10001;mso-top-percent:-10001;v-text-anchor:top" arcsize="10923f" o:gfxdata="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">
+              <v:roundrect w14:anchorId="075500E5" id="מלבן מעוגל 5" o:spid="_x0000_s1026" style="width:9.45pt;height:9.45pt;visibility:visible;mso-wrap-style:square;mso-left-percent:-10001;mso-top-percent:-10001;mso-position-horizontal:absolute;mso-position-horizontal-relative:char;mso-position-vertical:absolute;mso-position-vertical-relative:line;mso-left-percent:-10001;mso-top-percent:-10001;v-text-anchor:top" arcsize="10923f" o:gfxdata="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">
                 <o:lock v:ext="edit" aspectratio="t"/>
                 <w10:wrap anchorx="page"/>
                 <w10:anchorlock/>
@@ -876,24 +876,16 @@
       <w:r>
         <w:rPr>
           <w:rFonts w:cs="Arial" w:hint="cs"/>
-          <w:u w:val="single"/>
-          <w:rtl/>
-        </w:rPr>
-        <w:t xml:space="preserve">רובוט הנשלט על ידי שלט על-חוטי בתקשורת </w:t>
-      </w:r>
-      <w:r>
-        <w:rPr>
-          <w:rFonts w:cs="Arial" w:hint="cs"/>
-          <w:u w:val="single"/>
-        </w:rPr>
-        <w:t>RF</w:t>
-      </w:r>
-      <w:r>
-        <w:rPr>
-          <w:rFonts w:cs="Arial" w:hint="cs"/>
-          <w:rtl/>
-        </w:rPr>
-        <w:t xml:space="preserve"> </w:t>
+          <w:rtl/>
+        </w:rPr>
+        <w:t>תקשורת בין שיירת מכוניות אוטונומי</w:t>
+      </w:r>
+      <w:r>
+        <w:rPr>
+          <w:rFonts w:cs="Arial" w:hint="cs"/>
+          <w:rtl/>
+        </w:rPr>
+        <w:t>ות</w:t>
       </w:r>
       <w:r>
         <w:rPr>
@@ -1069,11 +1061,173 @@
       </w:r>
       <w:r>
         <w:rPr>
-          <w:rFonts w:cs="Arial" w:hint="cs"/>
-          <w:rtl/>
-        </w:rPr>
-        <w:br/>
-        <w:t>נתכנן מכונית אוטונומית אשר תעקוב אחר פס ותתחמק ממכשולים, תוך כדי תקלוט את הטמפ' מהסביבה ותציג אותה על גבי המסך.</w:t>
+          <w:rFonts w:cs="Arial"/>
+          <w:rtl/>
+        </w:rPr>
+        <w:t>הפרויקט עוסק בשתי מכוניות חכמות המבוססות על בקרי</w:t>
+      </w:r>
+      <w:r>
+        <w:rPr>
+          <w:rFonts w:cs="Arial"/>
+        </w:rPr>
+        <w:t xml:space="preserve"> ESP32 </w:t>
+      </w:r>
+      <w:r>
+        <w:rPr>
+          <w:rFonts w:cs="Arial"/>
+          <w:rtl/>
+        </w:rPr>
+        <w:t>כאשר כל אחת ממלאת תפקיד מוגדר במערכת המורכבת שלהן. המכונית הראשונה מתפקדת כ</w:t>
+      </w:r>
+      <w:r>
+        <w:rPr>
+          <w:rFonts w:cs="Arial"/>
+        </w:rPr>
+        <w:t xml:space="preserve"> </w:t>
+      </w:r>
+      <w:r>
+        <w:rPr>
+          <w:rFonts w:cs="Arial"/>
+        </w:rPr>
+        <w:t xml:space="preserve">master </w:t>
+      </w:r>
+      <w:r>
+        <w:rPr>
+          <w:rFonts w:cs="Arial"/>
+          <w:rtl/>
+        </w:rPr>
+        <w:t xml:space="preserve">והיא מצוידת במערכת מתקדמת לעקיבה אחר קו, באמצעות חיישנים המזהים את מסלול הנסיעה שלה. בנוסף לכך, היא מסוגלת לזהות מכשולים בסביבתה באמצעות חיישני מרחק, ולעצור </w:t>
+      </w:r>
+      <w:r>
+        <w:rPr>
+          <w:rFonts w:cs="Arial" w:hint="cs"/>
+          <w:rtl/>
+        </w:rPr>
+        <w:t xml:space="preserve">או לעקוף </w:t>
+      </w:r>
+      <w:r>
+        <w:rPr>
+          <w:rFonts w:cs="Arial"/>
+          <w:rtl/>
+        </w:rPr>
+        <w:t>כאשר נדרש. המערכת כוללת גם תקשורת אלחוטית, שבאמצעותה ה</w:t>
+      </w:r>
+      <w:r>
+        <w:rPr>
+          <w:rFonts w:cs="Arial"/>
+        </w:rPr>
+        <w:t xml:space="preserve"> </w:t>
+      </w:r>
+      <w:r>
+        <w:rPr>
+          <w:rFonts w:cs="Arial"/>
+        </w:rPr>
+        <w:t xml:space="preserve">master </w:t>
+      </w:r>
+      <w:r>
+        <w:rPr>
+          <w:rFonts w:cs="Arial"/>
+          <w:rtl/>
+        </w:rPr>
+        <w:t>שולחת הודעות למכונית השנייה, ה</w:t>
+      </w:r>
+      <w:r>
+        <w:rPr>
+          <w:rFonts w:cs="Arial"/>
+        </w:rPr>
+        <w:t xml:space="preserve"> </w:t>
+      </w:r>
+      <w:r>
+        <w:rPr>
+          <w:rFonts w:cs="Arial"/>
+        </w:rPr>
+        <w:t xml:space="preserve">slave </w:t>
+      </w:r>
+      <w:r>
+        <w:rPr>
+          <w:rFonts w:cs="Arial"/>
+          <w:rtl/>
+        </w:rPr>
+        <w:t>על מצבה ועל הפעולות שהיא מבצעת. ה</w:t>
+      </w:r>
+      <w:r>
+        <w:rPr>
+          <w:rFonts w:cs="Arial"/>
+        </w:rPr>
+        <w:t>slave</w:t>
+      </w:r>
+      <w:r>
+        <w:rPr>
+          <w:rFonts w:cs="Arial" w:hint="cs"/>
+          <w:rtl/>
+        </w:rPr>
+        <w:t xml:space="preserve"> </w:t>
+      </w:r>
+      <w:r>
+        <w:rPr>
+          <w:rFonts w:cs="Arial"/>
+          <w:rtl/>
+        </w:rPr>
+        <w:t>פועלת על פי ההוראות שהיא מקבלת מ</w:t>
+      </w:r>
+      <w:r>
+        <w:rPr>
+          <w:rFonts w:cs="Arial" w:hint="cs"/>
+          <w:rtl/>
+        </w:rPr>
+        <w:t>ה</w:t>
+      </w:r>
+      <w:r>
+        <w:rPr>
+          <w:rFonts w:cs="Arial"/>
+        </w:rPr>
+        <w:t xml:space="preserve">master </w:t>
+      </w:r>
+      <w:r>
+        <w:rPr>
+          <w:rFonts w:cs="Arial" w:hint="cs"/>
+          <w:rtl/>
+        </w:rPr>
+        <w:t xml:space="preserve"> ה</w:t>
+      </w:r>
+      <w:r>
+        <w:rPr>
+          <w:rFonts w:cs="Arial"/>
+          <w:rtl/>
+        </w:rPr>
+        <w:t>יא מסוגלת לעצור או להמשיך לנוע בהתאם להוראות שמתקבלות בזמן אמת, תוך שהיא עוקבת אחרי ה</w:t>
+      </w:r>
+      <w:r>
+        <w:rPr>
+          <w:rFonts w:cs="Arial"/>
+        </w:rPr>
+        <w:t xml:space="preserve"> </w:t>
+      </w:r>
+      <w:r>
+        <w:rPr>
+          <w:rFonts w:cs="Arial"/>
+        </w:rPr>
+        <w:t xml:space="preserve">master </w:t>
+      </w:r>
+      <w:r>
+        <w:rPr>
+          <w:rFonts w:cs="Arial"/>
+          <w:rtl/>
+        </w:rPr>
+        <w:t>ושומרת על מרחק בטוח ממנה</w:t>
+      </w:r>
+      <w:r>
+        <w:rPr>
+          <w:rFonts w:cs="Arial"/>
+        </w:rPr>
+        <w:t>.</w:t>
+      </w:r>
+      <w:r>
+        <w:rPr>
+          <w:rFonts w:cs="Arial" w:hint="cs"/>
+          <w:rtl/>
+        </w:rPr>
+        <w:br/>
       </w:r>
     </w:p>
     <w:p>
@@ -1175,117 +1329,187 @@
         <w:rPr>
           <w:rFonts w:cs="Arial"/>
         </w:rPr>
-        <w:t>LDR</w:t>
-      </w:r>
-      <w:r>
-        <w:rPr>
-          <w:rFonts w:cs="Arial"/>
+        <w:t xml:space="preserve">LDR </w:t>
+      </w:r>
+      <w:r>
+        <w:rPr>
+          <w:rFonts w:cs="Arial"/>
+          <w:rtl/>
+        </w:rPr>
+        <w:br/>
+      </w:r>
+      <w:r>
+        <w:rPr>
+          <w:rFonts w:cs="Arial" w:hint="cs"/>
+          <w:rtl/>
+        </w:rPr>
+        <w:t xml:space="preserve">4. </w:t>
+      </w:r>
+      <w:r>
+        <w:rPr>
+          <w:rFonts w:cs="Arial" w:hint="cs"/>
+          <w:rtl/>
+        </w:rPr>
+        <w:t>נורות לד לשמש כפנסי הרכב</w:t>
+      </w:r>
+      <w:r>
+        <w:rPr>
+          <w:rFonts w:cs="Arial"/>
+          <w:rtl/>
+        </w:rPr>
+        <w:br/>
+      </w:r>
+      <w:r>
+        <w:rPr>
+          <w:rFonts w:cs="Arial" w:hint="cs"/>
+          <w:rtl/>
+        </w:rPr>
+        <w:t xml:space="preserve">5. </w:t>
+      </w:r>
+      <w:r>
+        <w:rPr>
+          <w:rFonts w:cs="Arial" w:hint="cs"/>
+          <w:rtl/>
+        </w:rPr>
+        <w:t xml:space="preserve">דרייבר </w:t>
+      </w:r>
+      <w:r>
+        <w:rPr>
+          <w:rFonts w:cs="Arial"/>
+        </w:rPr>
+        <w:t>mp3</w:t>
+      </w:r>
+      <w:r>
+        <w:rPr>
+          <w:rFonts w:cs="Arial"/>
+          <w:rtl/>
+        </w:rPr>
+        <w:br/>
+      </w:r>
+      <w:r>
+        <w:rPr>
+          <w:rFonts w:cs="Arial" w:hint="cs"/>
+          <w:rtl/>
+        </w:rPr>
+        <w:t xml:space="preserve">6. </w:t>
+      </w:r>
+      <w:r>
+        <w:rPr>
+          <w:rFonts w:cs="Arial" w:hint="cs"/>
+          <w:rtl/>
+        </w:rPr>
+        <w:t>רמקול פשוט</w:t>
+      </w:r>
+      <w:r>
+        <w:rPr>
+          <w:rFonts w:cs="Arial"/>
+          <w:rtl/>
+        </w:rPr>
+        <w:br/>
+      </w:r>
+      <w:r>
+        <w:rPr>
+          <w:rFonts w:cs="Arial" w:hint="cs"/>
+          <w:rtl/>
+        </w:rPr>
+        <w:t xml:space="preserve">7. </w:t>
+      </w:r>
+      <w:r>
+        <w:rPr>
+          <w:rFonts w:cs="Arial" w:hint="cs"/>
+          <w:rtl/>
+        </w:rPr>
+        <w:t>סוללה</w:t>
+      </w:r>
+      <w:r>
+        <w:rPr>
+          <w:rFonts w:cs="Arial"/>
+        </w:rPr>
+        <w:br/>
+        <w:t>8</w:t>
+      </w:r>
+      <w:r>
+        <w:rPr>
+          <w:rFonts w:cs="Arial" w:hint="cs"/>
+          <w:rtl/>
+        </w:rPr>
+        <w:t>.</w:t>
+      </w:r>
+      <w:r>
+        <w:rPr>
+          <w:rFonts w:cs="Arial"/>
+          <w:rtl/>
         </w:rPr>
         <w:t xml:space="preserve"> </w:t>
       </w:r>
       <w:r>
         <w:rPr>
-          <w:rFonts w:cs="Arial"/>
-          <w:rtl/>
-        </w:rPr>
-        <w:br/>
-      </w:r>
-      <w:r>
-        <w:rPr>
-          <w:rFonts w:cs="Arial" w:hint="cs"/>
-          <w:rtl/>
-        </w:rPr>
-        <w:t xml:space="preserve">4. </w:t>
-      </w:r>
-      <w:r>
-        <w:rPr>
-          <w:rFonts w:cs="Arial" w:hint="cs"/>
-          <w:rtl/>
-        </w:rPr>
-        <w:t>נורות לד לשמש כפנסי הרכב</w:t>
-      </w:r>
-      <w:r>
-        <w:rPr>
-          <w:rFonts w:cs="Arial"/>
-          <w:rtl/>
-        </w:rPr>
-        <w:br/>
-      </w:r>
-      <w:r>
-        <w:rPr>
-          <w:rFonts w:cs="Arial" w:hint="cs"/>
-          <w:rtl/>
-        </w:rPr>
-        <w:t xml:space="preserve">5. </w:t>
-      </w:r>
-      <w:r>
-        <w:rPr>
-          <w:rFonts w:cs="Arial" w:hint="cs"/>
-          <w:rtl/>
-        </w:rPr>
-        <w:t xml:space="preserve">דרייבר </w:t>
-      </w:r>
-      <w:r>
-        <w:rPr>
-          <w:rFonts w:cs="Arial"/>
-        </w:rPr>
-        <w:t>mp3</w:t>
-      </w:r>
-      <w:r>
-        <w:rPr>
-          <w:rFonts w:cs="Arial"/>
-          <w:rtl/>
-        </w:rPr>
-        <w:br/>
-      </w:r>
-      <w:r>
-        <w:rPr>
-          <w:rFonts w:cs="Arial" w:hint="cs"/>
-          <w:rtl/>
-        </w:rPr>
-        <w:t xml:space="preserve">6. </w:t>
-      </w:r>
-      <w:r>
-        <w:rPr>
-          <w:rFonts w:cs="Arial" w:hint="cs"/>
-          <w:rtl/>
-        </w:rPr>
-        <w:t>רמקול פשוט</w:t>
-      </w:r>
-      <w:r>
-        <w:rPr>
-          <w:rFonts w:cs="Arial"/>
-          <w:rtl/>
-        </w:rPr>
-        <w:br/>
-      </w:r>
-      <w:r>
-        <w:rPr>
-          <w:rFonts w:cs="Arial" w:hint="cs"/>
-          <w:rtl/>
-        </w:rPr>
-        <w:t xml:space="preserve">7. </w:t>
-      </w:r>
-      <w:r>
-        <w:rPr>
-          <w:rFonts w:cs="Arial" w:hint="cs"/>
-          <w:rtl/>
-        </w:rPr>
-        <w:t>מנועי סרבו</w:t>
-      </w:r>
-      <w:r>
-        <w:rPr>
-          <w:rFonts w:cs="Arial"/>
-        </w:rPr>
-        <w:br/>
-        <w:t>8</w:t>
-      </w:r>
-      <w:r>
-        <w:rPr>
-          <w:rFonts w:cs="Arial" w:hint="cs"/>
-          <w:rtl/>
-        </w:rPr>
-        <w:t>.</w:t>
+          <w:rFonts w:cs="Arial" w:hint="cs"/>
+          <w:rtl/>
+        </w:rPr>
+        <w:t>חיישני מרחק אינפרה אדום</w:t>
+      </w:r>
+      <w:r>
+        <w:rPr>
+          <w:rFonts w:cs="Arial"/>
+          <w:rtl/>
+        </w:rPr>
+        <w:br/>
+      </w:r>
+      <w:r>
+        <w:rPr>
+          <w:rFonts w:cs="Arial" w:hint="cs"/>
+          <w:rtl/>
+        </w:rPr>
+        <w:t xml:space="preserve">9. </w:t>
+      </w:r>
+      <w:r>
+        <w:rPr>
+          <w:rFonts w:cs="Arial" w:hint="cs"/>
+          <w:rtl/>
+        </w:rPr>
+        <w:t>חיישן מעקב אחר פס</w:t>
+      </w:r>
+      <w:r>
+        <w:rPr>
+          <w:rFonts w:cs="Arial"/>
+          <w:rtl/>
+        </w:rPr>
+        <w:br/>
+      </w:r>
+      <w:r>
+        <w:rPr>
+          <w:rFonts w:cs="Arial" w:hint="cs"/>
+          <w:rtl/>
+        </w:rPr>
+        <w:t xml:space="preserve">10. </w:t>
+      </w:r>
+      <w:r>
+        <w:rPr>
+          <w:rFonts w:cs="Arial" w:hint="cs"/>
+          <w:rtl/>
+        </w:rPr>
+        <w:t xml:space="preserve">מסך </w:t>
+      </w:r>
+      <w:r>
+        <w:rPr>
+          <w:rFonts w:cs="Arial"/>
+        </w:rPr>
+        <w:t>OLED</w:t>
+      </w:r>
+      <w:r>
+        <w:rPr>
+          <w:rFonts w:cs="Arial"/>
+          <w:rtl/>
+        </w:rPr>
+        <w:br/>
+      </w:r>
+      <w:r>
+        <w:rPr>
+          <w:rFonts w:cs="Arial" w:hint="cs"/>
+          <w:rtl/>
+        </w:rPr>
+        <w:t>11</w:t>
       </w:r>
       <w:r>
         <w:rPr>
@@ -1299,83 +1523,7 @@
           <w:rFonts w:cs="Arial" w:hint="cs"/>
           <w:rtl/>
         </w:rPr>
-        <w:t>חיישני מרחק אינפרה אדום</w:t>
-      </w:r>
-      <w:r>
-        <w:rPr>
-          <w:rFonts w:cs="Arial"/>
-          <w:rtl/>
-        </w:rPr>
-        <w:br/>
-      </w:r>
-      <w:r>
-        <w:rPr>
-          <w:rFonts w:cs="Arial" w:hint="cs"/>
-          <w:rtl/>
-        </w:rPr>
-        <w:t xml:space="preserve">9. </w:t>
-      </w:r>
-      <w:r>
-        <w:rPr>
-          <w:rFonts w:cs="Arial" w:hint="cs"/>
-          <w:rtl/>
-        </w:rPr>
-        <w:t>חיישן מעקב אחר פס</w:t>
-      </w:r>
-      <w:r>
-        <w:rPr>
-          <w:rFonts w:cs="Arial"/>
-          <w:rtl/>
-        </w:rPr>
-        <w:br/>
-      </w:r>
-      <w:r>
-        <w:rPr>
-          <w:rFonts w:cs="Arial" w:hint="cs"/>
-          <w:rtl/>
-        </w:rPr>
-        <w:t xml:space="preserve">10. </w:t>
-      </w:r>
-      <w:r>
-        <w:rPr>
-          <w:rFonts w:cs="Arial" w:hint="cs"/>
-          <w:rtl/>
-        </w:rPr>
-        <w:t xml:space="preserve">מסך </w:t>
-      </w:r>
-      <w:r>
-        <w:rPr>
-          <w:rFonts w:cs="Arial"/>
-        </w:rPr>
-        <w:t>OLED</w:t>
-      </w:r>
-      <w:r>
-        <w:rPr>
-          <w:rFonts w:cs="Arial"/>
-          <w:rtl/>
-        </w:rPr>
-        <w:br/>
-      </w:r>
-      <w:r>
-        <w:rPr>
-          <w:rFonts w:cs="Arial" w:hint="cs"/>
-          <w:rtl/>
-        </w:rPr>
-        <w:t>11</w:t>
-      </w:r>
-      <w:r>
-        <w:rPr>
-          <w:rFonts w:cs="Arial" w:hint="cs"/>
-          <w:rtl/>
-        </w:rPr>
-        <w:t xml:space="preserve">. </w:t>
-      </w:r>
-      <w:r>
-        <w:rPr>
-          <w:rFonts w:cs="Arial" w:hint="cs"/>
-          <w:rtl/>
-        </w:rPr>
-        <w:t>חיישן טמפרטורה</w:t>
+        <w:t>שלד מכונית</w:t>
       </w:r>
       <w:r>
         <w:rPr>
@@ -1396,7 +1544,7 @@
           <w:rFonts w:cs="Arial" w:hint="cs"/>
           <w:rtl/>
         </w:rPr>
-        <w:t>סוללה</w:t>
+        <w:t>לוח מקשים</w:t>
       </w:r>
       <w:r>
         <w:rPr>
@@ -1414,23 +1562,17 @@
       </w:r>
       <w:r>
         <w:rPr>
-          <w:rFonts w:cs="Arial" w:hint="cs"/>
-          <w:rtl/>
-        </w:rPr>
-        <w:t>שלד מכונית</w:t>
-      </w:r>
-      <w:r>
-        <w:rPr>
-          <w:rFonts w:cs="Arial"/>
-          <w:rtl/>
-        </w:rPr>
-        <w:br/>
-      </w:r>
-      <w:r>
-        <w:rPr>
-          <w:rFonts w:cs="Arial" w:hint="cs"/>
-          <w:rtl/>
-        </w:rPr>
+          <w:rFonts w:cs="Arial"/>
+          <w:rtl/>
+        </w:rPr>
+        <w:br/>
+      </w:r>
+      <w:r>
+        <w:rPr>
+          <w:rFonts w:cs="Arial" w:hint="cs"/>
+          <w:rtl/>
+        </w:rPr>
+        <w:lastRenderedPageBreak/>
         <w:t xml:space="preserve">14. </w:t>
       </w:r>
       <w:r>
@@ -1502,7 +1644,6 @@
           <w:bCs/>
           <w:rtl/>
         </w:rPr>
-        <w:lastRenderedPageBreak/>
         <w:t>פרטי התלמיד והמשימות אותן יבצע:</w:t>
       </w:r>
       <w:r>
@@ -1964,15 +2105,7 @@
           <w:u w:val="single"/>
           <w:rtl/>
         </w:rPr>
-        <w:t>שלי</w:t>
-      </w:r>
-      <w:r>
-        <w:rPr>
-          <w:rFonts w:cs="Arial" w:hint="cs"/>
-          <w:u w:val="single"/>
-          <w:rtl/>
-        </w:rPr>
-        <w:t xml:space="preserve"> </w:t>
+        <w:t xml:space="preserve">שלי </w:t>
       </w:r>
       <w:r>
         <w:rPr>
@@ -2333,23 +2466,7 @@
           <w:u w:val="single"/>
           <w:rtl/>
         </w:rPr>
-        <w:t xml:space="preserve">  </w:t>
-      </w:r>
-      <w:r>
-        <w:rPr>
-          <w:rFonts w:cs="Arial" w:hint="cs"/>
-          <w:u w:val="single"/>
-          <w:rtl/>
-        </w:rPr>
-        <w:t xml:space="preserve">    </w:t>
-      </w:r>
-      <w:r>
-        <w:rPr>
-          <w:rFonts w:cs="Arial" w:hint="cs"/>
-          <w:u w:val="single"/>
-          <w:rtl/>
-        </w:rPr>
-        <w:t xml:space="preserve">                                                                                            8. כתיבת ספר </w:t>
+        <w:t xml:space="preserve">                                                                                                  8. כתיבת ספר </w:t>
       </w:r>
       <w:proofErr w:type="spellStart"/>
       <w:r>
@@ -2697,7 +2814,6 @@
           <w:bCs/>
           <w:rtl/>
         </w:rPr>
-        <w:lastRenderedPageBreak/>
         <w:t>ביבליוגרפיה</w:t>
       </w:r>
       <w:r>
@@ -3548,7 +3664,6 @@
           <w:szCs w:val="16"/>
           <w:rtl/>
         </w:rPr>
-        <w:lastRenderedPageBreak/>
         <w:t xml:space="preserve">(סעיף 12 ימולא על-ידי הוועדה לאישור עבודות </w:t>
       </w:r>
       <w:proofErr w:type="spellStart"/>
@@ -3685,7 +3800,7 @@
           </mc:Choice>
           <mc:Fallback>
             <w:pict>
-              <v:roundrect w14:anchorId="35434E92" id="מלבן מעוגל 4" o:spid="_x0000_s1026" style="width:9.45pt;height:9.45pt;visibility:visible;mso-wrap-style:square;mso-left-percent:-10001;mso-top-percent:-10001;mso-position-horizontal:absolute;mso-position-horizontal-relative:char;mso-position-vertical:absolute;mso-position-vertical-relative:line;mso-left-percent:-10001;mso-top-percent:-10001;v-text-anchor:top" arcsize="10923f" o:gfxdata="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">
+              <v:roundrect w14:anchorId="1D42CF48" id="מלבן מעוגל 4" o:spid="_x0000_s1026" style="width:9.45pt;height:9.45pt;visibility:visible;mso-wrap-style:square;mso-left-percent:-10001;mso-top-percent:-10001;mso-position-horizontal:absolute;mso-position-horizontal-relative:char;mso-position-vertical:absolute;mso-position-vertical-relative:line;mso-left-percent:-10001;mso-top-percent:-10001;v-text-anchor:top" arcsize="10923f" o:gfxdata="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">
                 <o:lock v:ext="edit" aspectratio="t"/>
                 <w10:wrap anchorx="page"/>
                 <w10:anchorlock/>
@@ -3772,7 +3887,7 @@
           </mc:Choice>
           <mc:Fallback>
             <w:pict>
-              <v:roundrect w14:anchorId="6FE247BA" id="מלבן מעוגל 3" o:spid="_x0000_s1026" style="width:9.45pt;height:9.45pt;visibility:visible;mso-wrap-style:square;mso-left-percent:-10001;mso-top-percent:-10001;mso-position-horizontal:absolute;mso-position-horizontal-relative:char;mso-position-vertical:absolute;mso-position-vertical-relative:line;mso-left-percent:-10001;mso-top-percent:-10001;v-text-anchor:top" arcsize="10923f" o:gfxdata="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">
+              <v:roundrect w14:anchorId="070688B8" id="מלבן מעוגל 3" o:spid="_x0000_s1026" style="width:9.45pt;height:9.45pt;visibility:visible;mso-wrap-style:square;mso-left-percent:-10001;mso-top-percent:-10001;mso-position-horizontal:absolute;mso-position-horizontal-relative:char;mso-position-vertical:absolute;mso-position-vertical-relative:line;mso-left-percent:-10001;mso-top-percent:-10001;v-text-anchor:top" arcsize="10923f" o:gfxdata="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">
                 <o:lock v:ext="edit" aspectratio="t"/>
                 <w10:wrap anchorx="page"/>
                 <w10:anchorlock/>
@@ -3905,7 +4020,7 @@
           </mc:Choice>
           <mc:Fallback>
             <w:pict>
-              <v:roundrect w14:anchorId="57758EEB" id="מלבן מעוגל 2" o:spid="_x0000_s1026" style="width:9.45pt;height:9.45pt;visibility:visible;mso-wrap-style:square;mso-left-percent:-10001;mso-top-percent:-10001;mso-position-horizontal:absolute;mso-position-horizontal-relative:char;mso-position-vertical:absolute;mso-position-vertical-relative:line;mso-left-percent:-10001;mso-top-percent:-10001;v-text-anchor:top" arcsize="10923f" o:gfxdata="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">
+              <v:roundrect w14:anchorId="10070B32" id="מלבן מעוגל 2" o:spid="_x0000_s1026" style="width:9.45pt;height:9.45pt;visibility:visible;mso-wrap-style:square;mso-left-percent:-10001;mso-top-percent:-10001;mso-position-horizontal:absolute;mso-position-horizontal-relative:char;mso-position-vertical:absolute;mso-position-vertical-relative:line;mso-left-percent:-10001;mso-top-percent:-10001;v-text-anchor:top" arcsize="10923f" o:gfxdata="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">
                 <o:lock v:ext="edit" aspectratio="t"/>
                 <w10:wrap anchorx="page"/>
                 <w10:anchorlock/>
@@ -4054,7 +4169,7 @@
           </mc:Choice>
           <mc:Fallback>
             <w:pict>
-              <v:roundrect w14:anchorId="2D49DD65" id="מלבן מעוגל 1" o:spid="_x0000_s1026" style="width:9.45pt;height:9.45pt;visibility:visible;mso-wrap-style:square;mso-left-percent:-10001;mso-top-percent:-10001;mso-position-horizontal:absolute;mso-position-horizontal-relative:char;mso-position-vertical:absolute;mso-position-vertical-relative:line;mso-left-percent:-10001;mso-top-percent:-10001;v-text-anchor:top" arcsize="10923f" o:gfxdata="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">
+              <v:roundrect w14:anchorId="4AE4CB54" id="מלבן מעוגל 1" o:spid="_x0000_s1026" style="width:9.45pt;height:9.45pt;visibility:visible;mso-wrap-style:square;mso-left-percent:-10001;mso-top-percent:-10001;mso-position-horizontal:absolute;mso-position-horizontal-relative:char;mso-position-vertical:absolute;mso-position-vertical-relative:line;mso-left-percent:-10001;mso-top-percent:-10001;v-text-anchor:top" arcsize="10923f" o:gfxdata="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">
                 <o:lock v:ext="edit" aspectratio="t"/>
                 <w10:wrap anchorx="page"/>
                 <w10:anchorlock/>
@@ -4280,15 +4395,16 @@
       <w:r>
         <w:rPr>
           <w:rFonts w:cs="Arial"/>
+          <w:noProof/>
           <w:sz w:val="28"/>
           <w:szCs w:val="28"/>
           <w:rtl/>
         </w:rPr>
         <w:drawing>
-          <wp:inline distT="0" distB="0" distL="0" distR="0" wp14:anchorId="016C09A9" wp14:editId="3201B6B7">
-            <wp:extent cx="5439534" cy="5706271"/>
-            <wp:effectExtent l="0" t="0" r="8890" b="8890"/>
-            <wp:docPr id="1945809086" name="תמונה 1" descr="תמונה שמכילה תרשים, תוכנית, שרטוט טכני, סכמטי&#10;&#10;התיאור נוצר באופן אוטומטי"/>
+          <wp:inline distT="0" distB="0" distL="0" distR="0" wp14:anchorId="016C09A9" wp14:editId="129496CD">
+            <wp:extent cx="5439534" cy="4785532"/>
+            <wp:effectExtent l="0" t="0" r="8890" b="0"/>
+            <wp:docPr id="1945809086" name="תמונה 1"/>
             <wp:cNvGraphicFramePr>
               <a:graphicFrameLocks xmlns:a="http://schemas.openxmlformats.org/drawingml/2006/main" noChangeAspect="1"/>
             </wp:cNvGraphicFramePr>
@@ -4296,11 +4412,17 @@
               <a:graphicData uri="http://schemas.openxmlformats.org/drawingml/2006/picture">
                 <pic:pic xmlns:pic="http://schemas.openxmlformats.org/drawingml/2006/picture">
                   <pic:nvPicPr>
-                    <pic:cNvPr id="1945809086" name="תמונה 1" descr="תמונה שמכילה תרשים, תוכנית, שרטוט טכני, סכמטי&#10;&#10;התיאור נוצר באופן אוטומטי"/>
+                    <pic:cNvPr id="1945809086" name="תמונה 1"/>
                     <pic:cNvPicPr/>
                   </pic:nvPicPr>
                   <pic:blipFill>
-                    <a:blip r:embed="rId5"/>
+                    <a:blip r:embed="rId5">
+                      <a:extLst>
+                        <a:ext uri="{28A0092B-C50C-407E-A947-70E740481C1C}">
+                          <a14:useLocalDpi xmlns:a14="http://schemas.microsoft.com/office/drawing/2010/main" val="0"/>
+                        </a:ext>
+                      </a:extLst>
+                    </a:blip>
                     <a:stretch>
                       <a:fillRect/>
                     </a:stretch>
@@ -4308,7 +4430,7 @@
                   <pic:spPr>
                     <a:xfrm>
                       <a:off x="0" y="0"/>
-                      <a:ext cx="5439534" cy="5706271"/>
+                      <a:ext cx="5439534" cy="4785532"/>
                     </a:xfrm>
                     <a:prstGeom prst="rect">
                       <a:avLst/>
@@ -4373,21 +4495,21 @@
       <w:pPr>
         <w:jc w:val="center"/>
         <w:rPr>
-          <w:rFonts w:hint="cs"/>
-          <w:sz w:val="28"/>
-          <w:szCs w:val="28"/>
-        </w:rPr>
-      </w:pPr>
-      <w:r>
-        <w:rPr>
-          <w:rFonts w:cs="Arial"/>
+          <w:sz w:val="28"/>
+          <w:szCs w:val="28"/>
+        </w:rPr>
+      </w:pPr>
+      <w:r>
+        <w:rPr>
+          <w:rFonts w:cs="Arial"/>
+          <w:noProof/>
           <w:sz w:val="28"/>
           <w:szCs w:val="28"/>
           <w:rtl/>
         </w:rPr>
         <w:drawing>
-          <wp:inline distT="0" distB="0" distL="0" distR="0" wp14:anchorId="3BD3D51D" wp14:editId="48A381B1">
-            <wp:extent cx="5163271" cy="5715798"/>
+          <wp:inline distT="0" distB="0" distL="0" distR="0" wp14:anchorId="3BD3D51D" wp14:editId="1D9D4233">
+            <wp:extent cx="5163271" cy="4669447"/>
             <wp:effectExtent l="0" t="0" r="0" b="0"/>
             <wp:docPr id="1054039639" name="תמונה 1"/>
             <wp:cNvGraphicFramePr>
@@ -4397,11 +4519,17 @@
               <a:graphicData uri="http://schemas.openxmlformats.org/drawingml/2006/picture">
                 <pic:pic xmlns:pic="http://schemas.openxmlformats.org/drawingml/2006/picture">
                   <pic:nvPicPr>
-                    <pic:cNvPr id="1054039639" name=""/>
+                    <pic:cNvPr id="1054039639" name="תמונה 1"/>
                     <pic:cNvPicPr/>
                   </pic:nvPicPr>
                   <pic:blipFill>
-                    <a:blip r:embed="rId6"/>
+                    <a:blip r:embed="rId6">
+                      <a:extLst>
+                        <a:ext uri="{28A0092B-C50C-407E-A947-70E740481C1C}">
+                          <a14:useLocalDpi xmlns:a14="http://schemas.microsoft.com/office/drawing/2010/main" val="0"/>
+                        </a:ext>
+                      </a:extLst>
+                    </a:blip>
                     <a:stretch>
                       <a:fillRect/>
                     </a:stretch>
@@ -4409,7 +4537,7 @@
                   <pic:spPr>
                     <a:xfrm>
                       <a:off x="0" y="0"/>
-                      <a:ext cx="5163271" cy="5715798"/>
+                      <a:ext cx="5163271" cy="4669447"/>
                     </a:xfrm>
                     <a:prstGeom prst="rect">
                       <a:avLst/>
@@ -4426,11 +4554,558 @@
       <w:pPr>
         <w:jc w:val="center"/>
         <w:rPr>
+          <w:sz w:val="28"/>
+          <w:szCs w:val="28"/>
+          <w:rtl/>
+        </w:rPr>
+      </w:pPr>
+    </w:p>
+    <w:p>
+      <w:pPr>
+        <w:jc w:val="center"/>
+        <w:rPr>
+          <w:sz w:val="28"/>
+          <w:szCs w:val="28"/>
+          <w:rtl/>
+        </w:rPr>
+      </w:pPr>
+    </w:p>
+    <w:p>
+      <w:pPr>
+        <w:jc w:val="center"/>
+        <w:rPr>
+          <w:sz w:val="28"/>
+          <w:szCs w:val="28"/>
+          <w:rtl/>
+        </w:rPr>
+      </w:pPr>
+    </w:p>
+    <w:p>
+      <w:pPr>
+        <w:jc w:val="center"/>
+        <w:rPr>
+          <w:sz w:val="28"/>
+          <w:szCs w:val="28"/>
+          <w:rtl/>
+        </w:rPr>
+      </w:pPr>
+    </w:p>
+    <w:p>
+      <w:pPr>
+        <w:jc w:val="center"/>
+        <w:rPr>
+          <w:sz w:val="28"/>
+          <w:szCs w:val="28"/>
+          <w:rtl/>
+        </w:rPr>
+      </w:pPr>
+    </w:p>
+    <w:p>
+      <w:pPr>
+        <w:jc w:val="center"/>
+        <w:rPr>
+          <w:sz w:val="28"/>
+          <w:szCs w:val="28"/>
+          <w:rtl/>
+        </w:rPr>
+      </w:pPr>
+    </w:p>
+    <w:p>
+      <w:pPr>
+        <w:jc w:val="center"/>
+        <w:rPr>
+          <w:sz w:val="28"/>
+          <w:szCs w:val="28"/>
+          <w:rtl/>
+        </w:rPr>
+      </w:pPr>
+    </w:p>
+    <w:p>
+      <w:pPr>
+        <w:jc w:val="center"/>
+        <w:rPr>
+          <w:sz w:val="28"/>
+          <w:szCs w:val="28"/>
+          <w:rtl/>
+        </w:rPr>
+      </w:pPr>
+    </w:p>
+    <w:p>
+      <w:pPr>
+        <w:jc w:val="center"/>
+        <w:rPr>
+          <w:sz w:val="28"/>
+          <w:szCs w:val="28"/>
+          <w:rtl/>
+        </w:rPr>
+      </w:pPr>
+    </w:p>
+    <w:p>
+      <w:pPr>
+        <w:jc w:val="center"/>
+        <w:rPr>
+          <w:sz w:val="28"/>
+          <w:szCs w:val="28"/>
+          <w:rtl/>
+        </w:rPr>
+      </w:pPr>
+    </w:p>
+    <w:p>
+      <w:pPr>
+        <w:jc w:val="center"/>
+        <w:rPr>
+          <w:sz w:val="28"/>
+          <w:szCs w:val="28"/>
+          <w:rtl/>
+        </w:rPr>
+      </w:pPr>
+    </w:p>
+    <w:p>
+      <w:pPr>
+        <w:jc w:val="center"/>
+        <w:rPr>
+          <w:sz w:val="28"/>
+          <w:szCs w:val="28"/>
+          <w:rtl/>
+        </w:rPr>
+      </w:pPr>
+    </w:p>
+    <w:p>
+      <w:pPr>
+        <w:jc w:val="center"/>
+        <w:rPr>
+          <w:sz w:val="28"/>
+          <w:szCs w:val="28"/>
+          <w:rtl/>
+        </w:rPr>
+      </w:pPr>
+    </w:p>
+    <w:p>
+      <w:pPr>
+        <w:jc w:val="center"/>
+        <w:rPr>
+          <w:b/>
+          <w:bCs/>
+          <w:sz w:val="44"/>
+          <w:szCs w:val="44"/>
+          <w:rtl/>
+        </w:rPr>
+      </w:pPr>
+      <w:r>
+        <w:rPr>
           <w:rFonts w:hint="cs"/>
-          <w:sz w:val="28"/>
-          <w:szCs w:val="28"/>
-        </w:rPr>
-      </w:pPr>
+          <w:b/>
+          <w:bCs/>
+          <w:sz w:val="44"/>
+          <w:szCs w:val="44"/>
+          <w:rtl/>
+        </w:rPr>
+        <w:lastRenderedPageBreak/>
+        <w:t>פירו</w:t>
+      </w:r>
+      <w:r>
+        <w:rPr>
+          <w:rFonts w:hint="cs"/>
+          <w:b/>
+          <w:bCs/>
+          <w:sz w:val="44"/>
+          <w:szCs w:val="44"/>
+          <w:rtl/>
+        </w:rPr>
+        <w:t>ט</w:t>
+      </w:r>
+      <w:r>
+        <w:rPr>
+          <w:rFonts w:hint="cs"/>
+          <w:b/>
+          <w:bCs/>
+          <w:sz w:val="44"/>
+          <w:szCs w:val="44"/>
+          <w:rtl/>
+        </w:rPr>
+        <w:t xml:space="preserve"> על רכיבי המערכת</w:t>
+      </w:r>
+    </w:p>
+    <w:p>
+      <w:pPr>
+        <w:jc w:val="center"/>
+        <w:rPr>
+          <w:b/>
+          <w:bCs/>
+          <w:sz w:val="44"/>
+          <w:szCs w:val="44"/>
+          <w:rtl/>
+        </w:rPr>
+      </w:pPr>
+    </w:p>
+    <w:p>
+      <w:pPr>
+        <w:pStyle w:val="a9"/>
+        <w:numPr>
+          <w:ilvl w:val="0"/>
+          <w:numId w:val="4"/>
+        </w:numPr>
+        <w:rPr>
+          <w:sz w:val="28"/>
+          <w:szCs w:val="28"/>
+        </w:rPr>
+      </w:pPr>
+      <w:r>
+        <w:rPr>
+          <w:rFonts w:hint="cs"/>
+          <w:sz w:val="28"/>
+          <w:szCs w:val="28"/>
+          <w:rtl/>
+        </w:rPr>
+        <w:t xml:space="preserve">בקר </w:t>
+      </w:r>
+      <w:r>
+        <w:rPr>
+          <w:sz w:val="28"/>
+          <w:szCs w:val="28"/>
+        </w:rPr>
+        <w:t xml:space="preserve">ESP32 </w:t>
+      </w:r>
+      <w:proofErr w:type="spellStart"/>
+      <w:r>
+        <w:rPr>
+          <w:sz w:val="28"/>
+          <w:szCs w:val="28"/>
+        </w:rPr>
+        <w:t>wroom</w:t>
+      </w:r>
+      <w:proofErr w:type="spellEnd"/>
+      <w:r>
+        <w:rPr>
+          <w:sz w:val="28"/>
+          <w:szCs w:val="28"/>
+        </w:rPr>
+        <w:t xml:space="preserve"> module</w:t>
+      </w:r>
+    </w:p>
+    <w:p>
+      <w:pPr>
+        <w:pStyle w:val="a9"/>
+        <w:numPr>
+          <w:ilvl w:val="0"/>
+          <w:numId w:val="4"/>
+        </w:numPr>
+        <w:rPr>
+          <w:sz w:val="28"/>
+          <w:szCs w:val="28"/>
+        </w:rPr>
+      </w:pPr>
+      <w:r>
+        <w:rPr>
+          <w:rFonts w:hint="cs"/>
+          <w:sz w:val="28"/>
+          <w:szCs w:val="28"/>
+          <w:rtl/>
+        </w:rPr>
+        <w:t xml:space="preserve">מנוע </w:t>
+      </w:r>
+      <w:r>
+        <w:rPr>
+          <w:sz w:val="28"/>
+          <w:szCs w:val="28"/>
+        </w:rPr>
+        <w:t>DC</w:t>
+      </w:r>
+    </w:p>
+    <w:p>
+      <w:pPr>
+        <w:pStyle w:val="a9"/>
+        <w:numPr>
+          <w:ilvl w:val="0"/>
+          <w:numId w:val="4"/>
+        </w:numPr>
+        <w:rPr>
+          <w:sz w:val="28"/>
+          <w:szCs w:val="28"/>
+        </w:rPr>
+      </w:pPr>
+      <w:r>
+        <w:rPr>
+          <w:rFonts w:hint="cs"/>
+          <w:sz w:val="28"/>
+          <w:szCs w:val="28"/>
+          <w:rtl/>
+        </w:rPr>
+        <w:t>ח</w:t>
+      </w:r>
+      <w:r>
+        <w:rPr>
+          <w:rFonts w:hint="cs"/>
+          <w:sz w:val="28"/>
+          <w:szCs w:val="28"/>
+          <w:rtl/>
+        </w:rPr>
+        <w:t xml:space="preserve">יישן אור </w:t>
+      </w:r>
+      <w:r>
+        <w:rPr>
+          <w:sz w:val="28"/>
+          <w:szCs w:val="28"/>
+        </w:rPr>
+        <w:t>LDR</w:t>
+      </w:r>
+      <w:r>
+        <w:rPr>
+          <w:rFonts w:hint="cs"/>
+          <w:sz w:val="28"/>
+          <w:szCs w:val="28"/>
+          <w:rtl/>
+        </w:rPr>
+        <w:t>: חי</w:t>
+      </w:r>
+      <w:r>
+        <w:rPr>
+          <w:rFonts w:hint="cs"/>
+          <w:sz w:val="28"/>
+          <w:szCs w:val="28"/>
+          <w:rtl/>
+        </w:rPr>
+        <w:t>י</w:t>
+      </w:r>
+      <w:r>
+        <w:rPr>
+          <w:rFonts w:hint="cs"/>
+          <w:sz w:val="28"/>
+          <w:szCs w:val="28"/>
+          <w:rtl/>
+        </w:rPr>
+        <w:t xml:space="preserve">שן </w:t>
+      </w:r>
+      <w:r>
+        <w:rPr>
+          <w:rFonts w:hint="cs"/>
+          <w:sz w:val="28"/>
+          <w:szCs w:val="28"/>
+          <w:rtl/>
+        </w:rPr>
+        <w:t xml:space="preserve">זה </w:t>
+      </w:r>
+    </w:p>
+    <w:p>
+      <w:pPr>
+        <w:pStyle w:val="a9"/>
+        <w:numPr>
+          <w:ilvl w:val="0"/>
+          <w:numId w:val="4"/>
+        </w:numPr>
+        <w:rPr>
+          <w:sz w:val="28"/>
+          <w:szCs w:val="28"/>
+        </w:rPr>
+      </w:pPr>
+      <w:r>
+        <w:rPr>
+          <w:rFonts w:hint="cs"/>
+          <w:sz w:val="28"/>
+          <w:szCs w:val="28"/>
+          <w:rtl/>
+        </w:rPr>
+        <w:t>נורות לד קדמיים</w:t>
+      </w:r>
+    </w:p>
+    <w:p>
+      <w:pPr>
+        <w:pStyle w:val="a9"/>
+        <w:numPr>
+          <w:ilvl w:val="0"/>
+          <w:numId w:val="4"/>
+        </w:numPr>
+        <w:rPr>
+          <w:sz w:val="28"/>
+          <w:szCs w:val="28"/>
+        </w:rPr>
+      </w:pPr>
+      <w:r>
+        <w:rPr>
+          <w:rFonts w:hint="cs"/>
+          <w:sz w:val="28"/>
+          <w:szCs w:val="28"/>
+          <w:rtl/>
+        </w:rPr>
+        <w:t xml:space="preserve">דרייבר </w:t>
+      </w:r>
+      <w:r>
+        <w:rPr>
+          <w:sz w:val="28"/>
+          <w:szCs w:val="28"/>
+        </w:rPr>
+        <w:t>MP</w:t>
+      </w:r>
+      <w:r>
+        <w:rPr>
+          <w:rFonts w:hint="cs"/>
+          <w:sz w:val="28"/>
+          <w:szCs w:val="28"/>
+          <w:rtl/>
+        </w:rPr>
+        <w:t>3</w:t>
+      </w:r>
+    </w:p>
+    <w:p>
+      <w:pPr>
+        <w:pStyle w:val="a9"/>
+        <w:numPr>
+          <w:ilvl w:val="0"/>
+          <w:numId w:val="4"/>
+        </w:numPr>
+        <w:rPr>
+          <w:sz w:val="28"/>
+          <w:szCs w:val="28"/>
+        </w:rPr>
+      </w:pPr>
+      <w:r>
+        <w:rPr>
+          <w:rFonts w:hint="cs"/>
+          <w:sz w:val="28"/>
+          <w:szCs w:val="28"/>
+          <w:rtl/>
+        </w:rPr>
+        <w:t>רמקול פשוט</w:t>
+      </w:r>
+    </w:p>
+    <w:p>
+      <w:pPr>
+        <w:pStyle w:val="a9"/>
+        <w:numPr>
+          <w:ilvl w:val="0"/>
+          <w:numId w:val="4"/>
+        </w:numPr>
+        <w:rPr>
+          <w:sz w:val="28"/>
+          <w:szCs w:val="28"/>
+        </w:rPr>
+      </w:pPr>
+      <w:r>
+        <w:rPr>
+          <w:rFonts w:hint="cs"/>
+          <w:sz w:val="28"/>
+          <w:szCs w:val="28"/>
+          <w:rtl/>
+        </w:rPr>
+        <w:t>סוללה</w:t>
+      </w:r>
+    </w:p>
+    <w:p>
+      <w:pPr>
+        <w:pStyle w:val="a9"/>
+        <w:numPr>
+          <w:ilvl w:val="0"/>
+          <w:numId w:val="4"/>
+        </w:numPr>
+        <w:rPr>
+          <w:sz w:val="28"/>
+          <w:szCs w:val="28"/>
+        </w:rPr>
+      </w:pPr>
+      <w:r>
+        <w:rPr>
+          <w:rFonts w:hint="cs"/>
+          <w:sz w:val="28"/>
+          <w:szCs w:val="28"/>
+          <w:rtl/>
+        </w:rPr>
+        <w:t>חיישן מרחק אינפרה אדום</w:t>
+      </w:r>
+    </w:p>
+    <w:p>
+      <w:pPr>
+        <w:pStyle w:val="a9"/>
+        <w:numPr>
+          <w:ilvl w:val="0"/>
+          <w:numId w:val="4"/>
+        </w:numPr>
+        <w:rPr>
+          <w:sz w:val="28"/>
+          <w:szCs w:val="28"/>
+        </w:rPr>
+      </w:pPr>
+      <w:r>
+        <w:rPr>
+          <w:rFonts w:hint="cs"/>
+          <w:sz w:val="28"/>
+          <w:szCs w:val="28"/>
+          <w:rtl/>
+        </w:rPr>
+        <w:t>חיישן מעקב אחר פס</w:t>
+      </w:r>
+    </w:p>
+    <w:p>
+      <w:pPr>
+        <w:pStyle w:val="a9"/>
+        <w:numPr>
+          <w:ilvl w:val="0"/>
+          <w:numId w:val="4"/>
+        </w:numPr>
+        <w:rPr>
+          <w:sz w:val="28"/>
+          <w:szCs w:val="28"/>
+        </w:rPr>
+      </w:pPr>
+      <w:r>
+        <w:rPr>
+          <w:rFonts w:hint="cs"/>
+          <w:sz w:val="28"/>
+          <w:szCs w:val="28"/>
+          <w:rtl/>
+        </w:rPr>
+        <w:t xml:space="preserve">מסך </w:t>
+      </w:r>
+      <w:r>
+        <w:rPr>
+          <w:sz w:val="28"/>
+          <w:szCs w:val="28"/>
+        </w:rPr>
+        <w:t>OLED</w:t>
+      </w:r>
+    </w:p>
+    <w:p>
+      <w:pPr>
+        <w:pStyle w:val="a9"/>
+        <w:numPr>
+          <w:ilvl w:val="0"/>
+          <w:numId w:val="4"/>
+        </w:numPr>
+        <w:rPr>
+          <w:sz w:val="28"/>
+          <w:szCs w:val="28"/>
+        </w:rPr>
+      </w:pPr>
+      <w:r>
+        <w:rPr>
+          <w:rFonts w:hint="cs"/>
+          <w:sz w:val="28"/>
+          <w:szCs w:val="28"/>
+          <w:rtl/>
+        </w:rPr>
+        <w:t>שלד מכונית</w:t>
+      </w:r>
+    </w:p>
+    <w:p>
+      <w:pPr>
+        <w:pStyle w:val="a9"/>
+        <w:numPr>
+          <w:ilvl w:val="0"/>
+          <w:numId w:val="4"/>
+        </w:numPr>
+        <w:rPr>
+          <w:sz w:val="28"/>
+          <w:szCs w:val="28"/>
+        </w:rPr>
+      </w:pPr>
+      <w:r>
+        <w:rPr>
+          <w:rFonts w:hint="cs"/>
+          <w:sz w:val="28"/>
+          <w:szCs w:val="28"/>
+          <w:rtl/>
+        </w:rPr>
+        <w:t>לוח מקשים</w:t>
+      </w:r>
     </w:p>
     <w:sectPr>
       <w:pgSz w:w="11906" w:h="16838"/>
@@ -4534,6 +5209,119 @@
     </w:lvl>
   </w:abstractNum>
   <w:abstractNum w:abstractNumId="1" w15:restartNumberingAfterBreak="0">
+    <w:nsid w:val="0CC51ED7"/>
+    <w:multiLevelType w:val="hybridMultilevel"/>
+    <w:tmpl w:val="D13A49C0"/>
+    <w:lvl w:ilvl="0" w:tplc="04090005">
+      <w:start w:val="1"/>
+      <w:numFmt w:val="bullet"/>
+      <w:lvlText w:val=""/>
+      <w:lvlJc w:val="left"/>
+      <w:pPr>
+        <w:ind w:left="720" w:hanging="360"/>
+      </w:pPr>
+      <w:rPr>
+        <w:rFonts w:ascii="Wingdings" w:hAnsi="Wingdings" w:hint="default"/>
+      </w:rPr>
+    </w:lvl>
+    <w:lvl w:ilvl="1" w:tplc="04090003" w:tentative="1">
+      <w:start w:val="1"/>
+      <w:numFmt w:val="bullet"/>
+      <w:lvlText w:val="o"/>
+      <w:lvlJc w:val="left"/>
+      <w:pPr>
+        <w:ind w:left="1440" w:hanging="360"/>
+      </w:pPr>
+      <w:rPr>
+        <w:rFonts w:ascii="Courier New" w:hAnsi="Courier New" w:cs="Courier New" w:hint="default"/>
+      </w:rPr>
+    </w:lvl>
+    <w:lvl w:ilvl="2" w:tplc="04090005" w:tentative="1">
+      <w:start w:val="1"/>
+      <w:numFmt w:val="bullet"/>
+      <w:lvlText w:val=""/>
+      <w:lvlJc w:val="left"/>
+      <w:pPr>
+        <w:ind w:left="2160" w:hanging="360"/>
+      </w:pPr>
+      <w:rPr>
+        <w:rFonts w:ascii="Wingdings" w:hAnsi="Wingdings" w:hint="default"/>
+      </w:rPr>
+    </w:lvl>
+    <w:lvl w:ilvl="3" w:tplc="04090001" w:tentative="1">
+      <w:start w:val="1"/>
+      <w:numFmt w:val="bullet"/>
+      <w:lvlText w:val=""/>
+      <w:lvlJc w:val="left"/>
+      <w:pPr>
+        <w:ind w:left="2880" w:hanging="360"/>
+      </w:pPr>
+      <w:rPr>
+        <w:rFonts w:ascii="Symbol" w:hAnsi="Symbol" w:hint="default"/>
+      </w:rPr>
+    </w:lvl>
+    <w:lvl w:ilvl="4" w:tplc="04090003" w:tentative="1">
+      <w:start w:val="1"/>
+      <w:numFmt w:val="bullet"/>
+      <w:lvlText w:val="o"/>
+      <w:lvlJc w:val="left"/>
+      <w:pPr>
+        <w:ind w:left="3600" w:hanging="360"/>
+      </w:pPr>
+      <w:rPr>
+        <w:rFonts w:ascii="Courier New" w:hAnsi="Courier New" w:cs="Courier New" w:hint="default"/>
+      </w:rPr>
+    </w:lvl>
+    <w:lvl w:ilvl="5" w:tplc="04090005" w:tentative="1">
+      <w:start w:val="1"/>
+      <w:numFmt w:val="bullet"/>
+      <w:lvlText w:val=""/>
+      <w:lvlJc w:val="left"/>
+      <w:pPr>
+        <w:ind w:left="4320" w:hanging="360"/>
+      </w:pPr>
+      <w:rPr>
+        <w:rFonts w:ascii="Wingdings" w:hAnsi="Wingdings" w:hint="default"/>
+      </w:rPr>
+    </w:lvl>
+    <w:lvl w:ilvl="6" w:tplc="04090001" w:tentative="1">
+      <w:start w:val="1"/>
+      <w:numFmt w:val="bullet"/>
+      <w:lvlText w:val=""/>
+      <w:lvlJc w:val="left"/>
+      <w:pPr>
+        <w:ind w:left="5040" w:hanging="360"/>
+      </w:pPr>
+      <w:rPr>
+        <w:rFonts w:ascii="Symbol" w:hAnsi="Symbol" w:hint="default"/>
+      </w:rPr>
+    </w:lvl>
+    <w:lvl w:ilvl="7" w:tplc="04090003" w:tentative="1">
+      <w:start w:val="1"/>
+      <w:numFmt w:val="bullet"/>
+      <w:lvlText w:val="o"/>
+      <w:lvlJc w:val="left"/>
+      <w:pPr>
+        <w:ind w:left="5760" w:hanging="360"/>
+      </w:pPr>
+      <w:rPr>
+        <w:rFonts w:ascii="Courier New" w:hAnsi="Courier New" w:cs="Courier New" w:hint="default"/>
+      </w:rPr>
+    </w:lvl>
+    <w:lvl w:ilvl="8" w:tplc="04090005" w:tentative="1">
+      <w:start w:val="1"/>
+      <w:numFmt w:val="bullet"/>
+      <w:lvlText w:val=""/>
+      <w:lvlJc w:val="left"/>
+      <w:pPr>
+        <w:ind w:left="6480" w:hanging="360"/>
+      </w:pPr>
+      <w:rPr>
+        <w:rFonts w:ascii="Wingdings" w:hAnsi="Wingdings" w:hint="default"/>
+      </w:rPr>
+    </w:lvl>
+  </w:abstractNum>
+  <w:abstractNum w:abstractNumId="2" w15:restartNumberingAfterBreak="0">
     <w:nsid w:val="2F15694B"/>
     <w:multiLevelType w:val="hybridMultilevel"/>
     <w:tmpl w:val="D1DA1542"/>
@@ -4651,11 +5439,130 @@
       </w:pPr>
     </w:lvl>
   </w:abstractNum>
+  <w:abstractNum w:abstractNumId="3" w15:restartNumberingAfterBreak="0">
+    <w:nsid w:val="41AC2C42"/>
+    <w:multiLevelType w:val="hybridMultilevel"/>
+    <w:tmpl w:val="44A4A964"/>
+    <w:lvl w:ilvl="0" w:tplc="04090001">
+      <w:start w:val="1"/>
+      <w:numFmt w:val="bullet"/>
+      <w:lvlText w:val=""/>
+      <w:lvlJc w:val="left"/>
+      <w:pPr>
+        <w:ind w:left="720" w:hanging="360"/>
+      </w:pPr>
+      <w:rPr>
+        <w:rFonts w:ascii="Symbol" w:hAnsi="Symbol" w:hint="default"/>
+      </w:rPr>
+    </w:lvl>
+    <w:lvl w:ilvl="1" w:tplc="04090003" w:tentative="1">
+      <w:start w:val="1"/>
+      <w:numFmt w:val="bullet"/>
+      <w:lvlText w:val="o"/>
+      <w:lvlJc w:val="left"/>
+      <w:pPr>
+        <w:ind w:left="1440" w:hanging="360"/>
+      </w:pPr>
+      <w:rPr>
+        <w:rFonts w:ascii="Courier New" w:hAnsi="Courier New" w:cs="Courier New" w:hint="default"/>
+      </w:rPr>
+    </w:lvl>
+    <w:lvl w:ilvl="2" w:tplc="04090005" w:tentative="1">
+      <w:start w:val="1"/>
+      <w:numFmt w:val="bullet"/>
+      <w:lvlText w:val=""/>
+      <w:lvlJc w:val="left"/>
+      <w:pPr>
+        <w:ind w:left="2160" w:hanging="360"/>
+      </w:pPr>
+      <w:rPr>
+        <w:rFonts w:ascii="Wingdings" w:hAnsi="Wingdings" w:hint="default"/>
+      </w:rPr>
+    </w:lvl>
+    <w:lvl w:ilvl="3" w:tplc="04090001" w:tentative="1">
+      <w:start w:val="1"/>
+      <w:numFmt w:val="bullet"/>
+      <w:lvlText w:val=""/>
+      <w:lvlJc w:val="left"/>
+      <w:pPr>
+        <w:ind w:left="2880" w:hanging="360"/>
+      </w:pPr>
+      <w:rPr>
+        <w:rFonts w:ascii="Symbol" w:hAnsi="Symbol" w:hint="default"/>
+      </w:rPr>
+    </w:lvl>
+    <w:lvl w:ilvl="4" w:tplc="04090003" w:tentative="1">
+      <w:start w:val="1"/>
+      <w:numFmt w:val="bullet"/>
+      <w:lvlText w:val="o"/>
+      <w:lvlJc w:val="left"/>
+      <w:pPr>
+        <w:ind w:left="3600" w:hanging="360"/>
+      </w:pPr>
+      <w:rPr>
+        <w:rFonts w:ascii="Courier New" w:hAnsi="Courier New" w:cs="Courier New" w:hint="default"/>
+      </w:rPr>
+    </w:lvl>
+    <w:lvl w:ilvl="5" w:tplc="04090005" w:tentative="1">
+      <w:start w:val="1"/>
+      <w:numFmt w:val="bullet"/>
+      <w:lvlText w:val=""/>
+      <w:lvlJc w:val="left"/>
+      <w:pPr>
+        <w:ind w:left="4320" w:hanging="360"/>
+      </w:pPr>
+      <w:rPr>
+        <w:rFonts w:ascii="Wingdings" w:hAnsi="Wingdings" w:hint="default"/>
+      </w:rPr>
+    </w:lvl>
+    <w:lvl w:ilvl="6" w:tplc="04090001" w:tentative="1">
+      <w:start w:val="1"/>
+      <w:numFmt w:val="bullet"/>
+      <w:lvlText w:val=""/>
+      <w:lvlJc w:val="left"/>
+      <w:pPr>
+        <w:ind w:left="5040" w:hanging="360"/>
+      </w:pPr>
+      <w:rPr>
+        <w:rFonts w:ascii="Symbol" w:hAnsi="Symbol" w:hint="default"/>
+      </w:rPr>
+    </w:lvl>
+    <w:lvl w:ilvl="7" w:tplc="04090003" w:tentative="1">
+      <w:start w:val="1"/>
+      <w:numFmt w:val="bullet"/>
+      <w:lvlText w:val="o"/>
+      <w:lvlJc w:val="left"/>
+      <w:pPr>
+        <w:ind w:left="5760" w:hanging="360"/>
+      </w:pPr>
+      <w:rPr>
+        <w:rFonts w:ascii="Courier New" w:hAnsi="Courier New" w:cs="Courier New" w:hint="default"/>
+      </w:rPr>
+    </w:lvl>
+    <w:lvl w:ilvl="8" w:tplc="04090005" w:tentative="1">
+      <w:start w:val="1"/>
+      <w:numFmt w:val="bullet"/>
+      <w:lvlText w:val=""/>
+      <w:lvlJc w:val="left"/>
+      <w:pPr>
+        <w:ind w:left="6480" w:hanging="360"/>
+      </w:pPr>
+      <w:rPr>
+        <w:rFonts w:ascii="Wingdings" w:hAnsi="Wingdings" w:hint="default"/>
+      </w:rPr>
+    </w:lvl>
+  </w:abstractNum>
   <w:num w:numId="1" w16cid:durableId="1266041195">
-    <w:abstractNumId w:val="1"/>
+    <w:abstractNumId w:val="2"/>
   </w:num>
   <w:num w:numId="2" w16cid:durableId="982544731">
     <w:abstractNumId w:val="0"/>
+  </w:num>
+  <w:num w:numId="3" w16cid:durableId="1114905829">
+    <w:abstractNumId w:val="3"/>
+  </w:num>
+  <w:num w:numId="4" w16cid:durableId="286471791">
+    <w:abstractNumId w:val="1"/>
   </w:num>
 </w:numbering>
 </file>
@@ -5269,7 +6176,6 @@
   <w:style w:type="character" w:default="1" w:styleId="a0">
     <w:name w:val="Default Paragraph Font"/>
     <w:uiPriority w:val="1"/>
-    <w:semiHidden/>
     <w:unhideWhenUsed/>
   </w:style>
   <w:style w:type="table" w:default="1" w:styleId="a1">

--- a/הצעת פרוייקט.docx
+++ b/הצעת פרוייקט.docx
@@ -1,6 +1,6 @@
 
 <file path=word/document.xml><?xml version="1.0" encoding="utf-8"?>
-<w:document xmlns:wpc="http://schemas.microsoft.com/office/word/2010/wordprocessingCanvas" xmlns:cx="http://schemas.microsoft.com/office/drawing/2014/chartex" xmlns:cx1="http://schemas.microsoft.com/office/drawing/2015/9/8/chartex" xmlns:cx2="http://schemas.microsoft.com/office/drawing/2015/10/21/chartex" xmlns:cx3="http://schemas.microsoft.com/office/drawing/2016/5/9/chartex" xmlns:cx4="http://schemas.microsoft.com/office/drawing/2016/5/10/chartex" xmlns:cx5="http://schemas.microsoft.com/office/drawing/2016/5/11/chartex" xmlns:cx6="http://schemas.microsoft.com/office/drawing/2016/5/12/chartex" xmlns:cx7="http://schemas.microsoft.com/office/drawing/2016/5/13/chartex" xmlns:cx8="http://schemas.microsoft.com/office/drawing/2016/5/14/chartex" xmlns:mc="http://schemas.openxmlformats.org/markup-compatibility/2006" xmlns:aink="http://schemas.microsoft.com/office/drawing/2016/ink" xmlns:am3d="http://schemas.microsoft.com/office/drawing/2017/model3d" xmlns:o="urn:schemas-microsoft-com:office:office" xmlns:oel="http://schemas.microsoft.com/office/2019/extlst" xmlns:r="http://schemas.openxmlformats.org/officeDocument/2006/relationships" xmlns:m="http://schemas.openxmlformats.org/officeDocument/2006/math" xmlns:v="urn:schemas-microsoft-com:vml" xmlns:wp14="http://schemas.microsoft.com/office/word/2010/wordprocessingDrawing" xmlns:wp="http://schemas.openxmlformats.org/drawingml/2006/wordprocessingDrawing" xmlns:w10="urn:schemas-microsoft-com:office:word" xmlns:w="http://schemas.openxmlformats.org/wordprocessingml/2006/main" xmlns:w14="http://schemas.microsoft.com/office/word/2010/wordml" xmlns:w15="http://schemas.microsoft.com/office/word/2012/wordml" xmlns:w16cex="http://schemas.microsoft.com/office/word/2018/wordml/cex" xmlns:w16cid="http://schemas.microsoft.com/office/word/2016/wordml/cid" xmlns:w16="http://schemas.microsoft.com/office/word/2018/wordml" xmlns:w16du="http://schemas.microsoft.com/office/word/2023/wordml/word16du" xmlns:w16sdtdh="http://schemas.microsoft.com/office/word/2020/wordml/sdtdatahash" xmlns:w16se="http://schemas.microsoft.com/office/word/2015/wordml/symex" xmlns:wpg="http://schemas.microsoft.com/office/word/2010/wordprocessingGroup" xmlns:wpi="http://schemas.microsoft.com/office/word/2010/wordprocessingInk" xmlns:wne="http://schemas.microsoft.com/office/word/2006/wordml" xmlns:wps="http://schemas.microsoft.com/office/word/2010/wordprocessingShape" mc:Ignorable="w14 w15 w16se w16cid w16 w16cex w16sdtdh w16du wp14">
+<w:document xmlns:wpc="http://schemas.microsoft.com/office/word/2010/wordprocessingCanvas" xmlns:cx="http://schemas.microsoft.com/office/drawing/2014/chartex" xmlns:cx1="http://schemas.microsoft.com/office/drawing/2015/9/8/chartex" xmlns:cx2="http://schemas.microsoft.com/office/drawing/2015/10/21/chartex" xmlns:cx3="http://schemas.microsoft.com/office/drawing/2016/5/9/chartex" xmlns:cx4="http://schemas.microsoft.com/office/drawing/2016/5/10/chartex" xmlns:cx5="http://schemas.microsoft.com/office/drawing/2016/5/11/chartex" xmlns:cx6="http://schemas.microsoft.com/office/drawing/2016/5/12/chartex" xmlns:cx7="http://schemas.microsoft.com/office/drawing/2016/5/13/chartex" xmlns:cx8="http://schemas.microsoft.com/office/drawing/2016/5/14/chartex" xmlns:mc="http://schemas.openxmlformats.org/markup-compatibility/2006" xmlns:aink="http://schemas.microsoft.com/office/drawing/2016/ink" xmlns:am3d="http://schemas.microsoft.com/office/drawing/2017/model3d" xmlns:o="urn:schemas-microsoft-com:office:office" xmlns:r="http://schemas.openxmlformats.org/officeDocument/2006/relationships" xmlns:m="http://schemas.openxmlformats.org/officeDocument/2006/math" xmlns:v="urn:schemas-microsoft-com:vml" xmlns:wp14="http://schemas.microsoft.com/office/word/2010/wordprocessingDrawing" xmlns:wp="http://schemas.openxmlformats.org/drawingml/2006/wordprocessingDrawing" xmlns:w10="urn:schemas-microsoft-com:office:word" xmlns:w="http://schemas.openxmlformats.org/wordprocessingml/2006/main" xmlns:w14="http://schemas.microsoft.com/office/word/2010/wordml" xmlns:w15="http://schemas.microsoft.com/office/word/2012/wordml" xmlns:w16cid="http://schemas.microsoft.com/office/word/2016/wordml/cid" xmlns:w16se="http://schemas.microsoft.com/office/word/2015/wordml/symex" xmlns:wpg="http://schemas.microsoft.com/office/word/2010/wordprocessingGroup" xmlns:wpi="http://schemas.microsoft.com/office/word/2010/wordprocessingInk" xmlns:wne="http://schemas.microsoft.com/office/word/2006/wordml" xmlns:wps="http://schemas.microsoft.com/office/word/2010/wordprocessingShape" mc:Ignorable="w14 w15 w16se w16cid wp14">
   <w:body>
     <w:p>
       <w:pPr>
@@ -530,7 +530,7 @@
               </wp:inline>
             </w:drawing>
           </mc:Choice>
-          <mc:Fallback>
+          <mc:Fallback xmlns:w16sdtdh="http://schemas.microsoft.com/office/word/2020/wordml/sdtdatahash" xmlns:w16du="http://schemas.microsoft.com/office/word/2023/wordml/word16du" xmlns:w16="http://schemas.microsoft.com/office/word/2018/wordml" xmlns:w16cex="http://schemas.microsoft.com/office/word/2018/wordml/cex" xmlns:oel="http://schemas.microsoft.com/office/2019/extlst">
             <w:pict>
               <v:roundrect w14:anchorId="17ED87AC" id="מלבן מעוגל 6" o:spid="_x0000_s1026" style="width:9.45pt;height:9.45pt;visibility:visible;mso-wrap-style:square;mso-left-percent:-10001;mso-top-percent:-10001;mso-position-horizontal:absolute;mso-position-horizontal-relative:char;mso-position-vertical:absolute;mso-position-vertical-relative:line;mso-left-percent:-10001;mso-top-percent:-10001;v-text-anchor:top" arcsize="10923f" o:gfxdata="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" fillcolor="#a8d08d">
                 <o:lock v:ext="edit" aspectratio="t"/>
@@ -666,7 +666,7 @@
               </wp:inline>
             </w:drawing>
           </mc:Choice>
-          <mc:Fallback>
+          <mc:Fallback xmlns:w16sdtdh="http://schemas.microsoft.com/office/word/2020/wordml/sdtdatahash" xmlns:w16du="http://schemas.microsoft.com/office/word/2023/wordml/word16du" xmlns:w16="http://schemas.microsoft.com/office/word/2018/wordml" xmlns:w16cex="http://schemas.microsoft.com/office/word/2018/wordml/cex" xmlns:oel="http://schemas.microsoft.com/office/2019/extlst">
             <w:pict>
               <v:roundrect w14:anchorId="075500E5" id="מלבן מעוגל 5" o:spid="_x0000_s1026" style="width:9.45pt;height:9.45pt;visibility:visible;mso-wrap-style:square;mso-left-percent:-10001;mso-top-percent:-10001;mso-position-horizontal:absolute;mso-position-horizontal-relative:char;mso-position-vertical:absolute;mso-position-vertical-relative:line;mso-left-percent:-10001;mso-top-percent:-10001;v-text-anchor:top" arcsize="10923f" o:gfxdata="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">
                 <o:lock v:ext="edit" aspectratio="t"/>
@@ -1287,6 +1287,20 @@
       </w:r>
       <w:r>
         <w:rPr>
+          <w:rFonts w:cs="Arial" w:hint="cs"/>
+          <w:rtl/>
+        </w:rPr>
+        <w:t xml:space="preserve"> : </w:t>
+      </w:r>
+      <w:r>
+        <w:rPr>
+          <w:rFonts w:cs="Arial"/>
+          <w:rtl/>
+        </w:rPr>
+        <w:t xml:space="preserve">הבקר המרכזי של המערכת, אחראי על עיבוד נתונים וניהול התקשורת. </w:t>
+      </w:r>
+      <w:r>
+        <w:rPr>
           <w:rFonts w:cs="Arial"/>
           <w:rtl/>
         </w:rPr>
@@ -1307,6 +1321,20 @@
       </w:r>
       <w:r>
         <w:rPr>
+          <w:rFonts w:cs="Arial" w:hint="cs"/>
+          <w:rtl/>
+        </w:rPr>
+        <w:t xml:space="preserve"> - </w:t>
+      </w:r>
+      <w:r>
+        <w:rPr>
+          <w:rFonts w:cs="Arial"/>
+          <w:rtl/>
+        </w:rPr>
+        <w:t>מנועים קטנים המשמשים לייצור תנועה סיבובית. בתרחיש של מכונית, הם משמשים להנעת הגלגלים ולשליטה על כיוון ומהירות התנועה.</w:t>
+      </w:r>
+      <w:r>
+        <w:rPr>
           <w:rFonts w:cs="Arial"/>
           <w:rtl/>
         </w:rPr>
@@ -1333,6 +1361,34 @@
       </w:r>
       <w:r>
         <w:rPr>
+          <w:rFonts w:cs="Arial" w:hint="cs"/>
+          <w:rtl/>
+        </w:rPr>
+        <w:t xml:space="preserve">- </w:t>
+      </w:r>
+      <w:r>
+        <w:rPr>
+          <w:rFonts w:cs="Arial"/>
+          <w:rtl/>
+        </w:rPr>
+        <w:t xml:space="preserve">חיישן אור המתאים את התנגדותו לרמת האור בסביבה. </w:t>
+      </w:r>
+      <w:r>
+        <w:rPr>
+          <w:rFonts w:cs="Arial" w:hint="cs"/>
+          <w:rtl/>
+        </w:rPr>
+        <w:t>הוא מ</w:t>
+      </w:r>
+      <w:r>
+        <w:rPr>
+          <w:rFonts w:cs="Arial"/>
+          <w:rtl/>
+        </w:rPr>
+        <w:t>שמש להדלקת אורות אוטומטית ברכב כשמתחיל להחשיך.</w:t>
+      </w:r>
+      <w:r>
+        <w:rPr>
           <w:rFonts w:cs="Arial"/>
           <w:rtl/>
         </w:rPr>
@@ -1350,7 +1406,48 @@
           <w:rFonts w:cs="Arial" w:hint="cs"/>
           <w:rtl/>
         </w:rPr>
-        <w:t>נורות לד לשמש כפנסי הרכב</w:t>
+        <w:t xml:space="preserve">נורות לד </w:t>
+      </w:r>
+      <w:r>
+        <w:rPr>
+          <w:rFonts w:cs="Arial"/>
+          <w:rtl/>
+        </w:rPr>
+        <w:t>–</w:t>
+      </w:r>
+      <w:r>
+        <w:rPr>
+          <w:rFonts w:cs="Arial" w:hint="cs"/>
+          <w:rtl/>
+        </w:rPr>
+        <w:t xml:space="preserve"> יהיו בקדמת הרכב וישמשו </w:t>
+      </w:r>
+      <w:r>
+        <w:rPr>
+          <w:rFonts w:cs="Arial" w:hint="cs"/>
+          <w:rtl/>
+        </w:rPr>
+        <w:t>כפנסי הרכב</w:t>
+      </w:r>
+      <w:r>
+        <w:rPr>
+          <w:rFonts w:cs="Arial" w:hint="cs"/>
+          <w:rtl/>
+        </w:rPr>
+        <w:t>. הן יופעלו בעזרת חיישן ה</w:t>
+      </w:r>
+      <w:r>
+        <w:rPr>
+          <w:rFonts w:cs="Arial" w:hint="cs"/>
+        </w:rPr>
+        <w:t>LDR</w:t>
+      </w:r>
+      <w:r>
+        <w:rPr>
+          <w:rFonts w:cs="Arial" w:hint="cs"/>
+          <w:rtl/>
+        </w:rPr>
+        <w:t xml:space="preserve"> כאשר מתחיל להחשיך.</w:t>
       </w:r>
       <w:r>
         <w:rPr>
@@ -1381,6 +1478,40 @@
       </w:r>
       <w:r>
         <w:rPr>
+          <w:rFonts w:cs="Arial" w:hint="cs"/>
+          <w:rtl/>
+        </w:rPr>
+        <w:t xml:space="preserve"> - </w:t>
+      </w:r>
+      <w:r>
+        <w:rPr>
+          <w:rFonts w:cs="Arial"/>
+          <w:rtl/>
+        </w:rPr>
+        <w:t xml:space="preserve">רכיב שמאפשר השמעת קבצי אודיו בפורמט </w:t>
+      </w:r>
+      <w:r>
+        <w:rPr>
+          <w:rFonts w:cs="Arial"/>
+        </w:rPr>
+        <w:t>MP3</w:t>
+      </w:r>
+      <w:r>
+        <w:rPr>
+          <w:rFonts w:cs="Arial"/>
+          <w:rtl/>
+        </w:rPr>
+        <w:t>.</w:t>
+      </w:r>
+      <w:r>
+        <w:rPr>
+          <w:rFonts w:cs="Arial" w:hint="cs"/>
+          <w:rtl/>
+        </w:rPr>
+        <w:t xml:space="preserve"> נשתמש ברכיב זה על מנת לאפשר לנגן מוזיקה.</w:t>
+      </w:r>
+      <w:r>
+        <w:rPr>
           <w:rFonts w:cs="Arial"/>
           <w:rtl/>
         </w:rPr>
@@ -1402,6 +1533,33 @@
       </w:r>
       <w:r>
         <w:rPr>
+          <w:rFonts w:cs="Arial" w:hint="cs"/>
+          <w:rtl/>
+        </w:rPr>
+        <w:t xml:space="preserve"> - </w:t>
+      </w:r>
+      <w:r>
+        <w:rPr>
+          <w:rFonts w:cs="Arial"/>
+          <w:rtl/>
+        </w:rPr>
+        <w:t>משמש להשמעת הצלילים וההודעות המופקים על ידי דרייבר ה-</w:t>
+      </w:r>
+      <w:r>
+        <w:rPr>
+          <w:rFonts w:cs="Arial"/>
+        </w:rPr>
+        <w:t>MP3</w:t>
+      </w:r>
+      <w:r>
+        <w:rPr>
+          <w:rFonts w:cs="Arial" w:hint="cs"/>
+          <w:rtl/>
+        </w:rPr>
+        <w:t>.</w:t>
+      </w:r>
+      <w:r>
+        <w:rPr>
           <w:rFonts w:cs="Arial"/>
           <w:rtl/>
         </w:rPr>
@@ -1419,7 +1577,44 @@
           <w:rFonts w:cs="Arial" w:hint="cs"/>
           <w:rtl/>
         </w:rPr>
-        <w:t>סוללה</w:t>
+        <w:t>סולל</w:t>
+      </w:r>
+      <w:r>
+        <w:rPr>
+          <w:rFonts w:cs="Arial" w:hint="cs"/>
+          <w:rtl/>
+        </w:rPr>
+        <w:t xml:space="preserve">ה </w:t>
+      </w:r>
+      <w:r>
+        <w:rPr>
+          <w:rFonts w:cs="Arial"/>
+          <w:rtl/>
+        </w:rPr>
+        <w:t>–</w:t>
+      </w:r>
+      <w:r>
+        <w:rPr>
+          <w:rFonts w:cs="Arial" w:hint="cs"/>
+          <w:rtl/>
+        </w:rPr>
+        <w:t xml:space="preserve"> </w:t>
+      </w:r>
+      <w:proofErr w:type="spellStart"/>
+      <w:r>
+        <w:rPr>
+          <w:rFonts w:cs="Arial" w:hint="cs"/>
+          <w:rtl/>
+        </w:rPr>
+        <w:t>תשומש</w:t>
+      </w:r>
+      <w:proofErr w:type="spellEnd"/>
+      <w:r>
+        <w:rPr>
+          <w:rFonts w:cs="Arial" w:hint="cs"/>
+          <w:rtl/>
+        </w:rPr>
+        <w:t xml:space="preserve"> למען מקור כוח חלופי.</w:t>
       </w:r>
       <w:r>
         <w:rPr>
@@ -1451,6 +1646,34 @@
       </w:r>
       <w:r>
         <w:rPr>
+          <w:rFonts w:cs="Arial" w:hint="cs"/>
+          <w:rtl/>
+        </w:rPr>
+        <w:t xml:space="preserve"> - </w:t>
+      </w:r>
+      <w:r>
+        <w:rPr>
+          <w:rtl/>
+        </w:rPr>
+        <w:t>חיישנים המסוגלים למדוד מרחק של עצמים בסביבתם באמצעות קרני אינפרה-אדום. משמשים כדי לזהות מכשולים ולהתריע בפני התנגשות</w:t>
+      </w:r>
+      <w:r>
+        <w:rPr>
+          <w:rFonts w:cs="Arial" w:hint="cs"/>
+          <w:rtl/>
+        </w:rPr>
+        <w:t xml:space="preserve"> ולהתריע את המערכת על מכשולים </w:t>
+      </w:r>
+      <w:r>
+        <w:rPr>
+          <w:rFonts w:cs="Arial" w:hint="cs"/>
+          <w:rtl/>
+        </w:rPr>
+        <w:lastRenderedPageBreak/>
+        <w:t>הללו.</w:t>
+      </w:r>
+      <w:r>
+        <w:rPr>
           <w:rFonts w:cs="Arial"/>
           <w:rtl/>
         </w:rPr>
@@ -1472,6 +1695,48 @@
       </w:r>
       <w:r>
         <w:rPr>
+          <w:rFonts w:cs="Arial" w:hint="cs"/>
+          <w:rtl/>
+        </w:rPr>
+        <w:t xml:space="preserve"> - </w:t>
+      </w:r>
+      <w:r>
+        <w:rPr>
+          <w:rFonts w:cs="Arial"/>
+          <w:rtl/>
+        </w:rPr>
+        <w:t xml:space="preserve">חיישן המשמש לזיהוי קווים או פסי מסלול. </w:t>
+      </w:r>
+      <w:r>
+        <w:rPr>
+          <w:rFonts w:cs="Arial" w:hint="cs"/>
+          <w:rtl/>
+        </w:rPr>
+        <w:t>משומש</w:t>
+      </w:r>
+      <w:r>
+        <w:rPr>
+          <w:rFonts w:cs="Arial"/>
+          <w:rtl/>
+        </w:rPr>
+        <w:t xml:space="preserve"> ברכב לצורך מעקב אוטונומי אחר קווים ולשמירה על נסיעה במסלול הנכון</w:t>
+      </w:r>
+      <w:r>
+        <w:rPr>
+          <w:rFonts w:cs="Arial" w:hint="cs"/>
+          <w:rtl/>
+        </w:rPr>
+        <w:t xml:space="preserve"> שמסומן על ידי קו</w:t>
+      </w:r>
+      <w:r>
+        <w:rPr>
+          <w:rFonts w:cs="Arial"/>
+          <w:rtl/>
+        </w:rPr>
+        <w:t>.</w:t>
+      </w:r>
+      <w:r>
+        <w:rPr>
           <w:rFonts w:cs="Arial"/>
           <w:rtl/>
         </w:rPr>
@@ -1499,6 +1764,26 @@
       </w:r>
       <w:r>
         <w:rPr>
+          <w:rFonts w:cs="Arial" w:hint="cs"/>
+          <w:rtl/>
+        </w:rPr>
+        <w:t xml:space="preserve"> - </w:t>
+      </w:r>
+      <w:r>
+        <w:rPr>
+          <w:rtl/>
+        </w:rPr>
+        <w:t>מסך תצוגה קטן שמציג מידע למשתמש</w:t>
+      </w:r>
+      <w:r>
+        <w:rPr>
+          <w:rFonts w:hint="cs"/>
+          <w:rtl/>
+        </w:rPr>
+        <w:t>.</w:t>
+      </w:r>
+      <w:r>
+        <w:rPr>
           <w:rFonts w:cs="Arial"/>
           <w:rtl/>
         </w:rPr>
@@ -1527,6 +1812,20 @@
       </w:r>
       <w:r>
         <w:rPr>
+          <w:rFonts w:cs="Arial" w:hint="cs"/>
+          <w:rtl/>
+        </w:rPr>
+        <w:t xml:space="preserve"> - </w:t>
+      </w:r>
+      <w:r>
+        <w:rPr>
+          <w:rFonts w:cs="Arial"/>
+          <w:rtl/>
+        </w:rPr>
+        <w:t>מבנה פיזי שמחבר את כל הרכיבים יחדיו. זהו שלד הרכב המכיל את המנועים, הגלגלים, והחיישנים ומאפשר תנועה ותפעול של כל המערכת בצורה מכנית.</w:t>
+      </w:r>
+      <w:r>
+        <w:rPr>
           <w:rFonts w:cs="Arial"/>
           <w:rtl/>
         </w:rPr>
@@ -1548,6 +1847,47 @@
       </w:r>
       <w:r>
         <w:rPr>
+          <w:rFonts w:cs="Arial" w:hint="cs"/>
+          <w:rtl/>
+        </w:rPr>
+        <w:t xml:space="preserve"> - </w:t>
+      </w:r>
+      <w:r>
+        <w:rPr>
+          <w:rtl/>
+        </w:rPr>
+        <w:t>לוח קלט המאפשר שליטה ידנית על המערכת או הזנת נתונים באמצעות מקשים</w:t>
+      </w:r>
+      <w:r>
+        <w:t>.</w:t>
+      </w:r>
+      <w:r>
+        <w:rPr>
+          <w:rFonts w:hint="cs"/>
+          <w:rtl/>
+        </w:rPr>
+        <w:t xml:space="preserve"> </w:t>
+      </w:r>
+      <w:proofErr w:type="spellStart"/>
+      <w:r>
+        <w:rPr>
+          <w:rFonts w:hint="cs"/>
+          <w:rtl/>
+        </w:rPr>
+        <w:t>ישומש</w:t>
+      </w:r>
+      <w:proofErr w:type="spellEnd"/>
+      <w:r>
+        <w:rPr>
+          <w:rFonts w:hint="cs"/>
+          <w:rtl/>
+        </w:rPr>
+        <w:t xml:space="preserve"> להקלדת פין של התחלת הנסיעה.</w:t>
+      </w:r>
+      <w:bookmarkStart w:id="2" w:name="_GoBack"/>
+      <w:bookmarkEnd w:id="2"/>
+      <w:r>
+        <w:rPr>
           <w:rFonts w:cs="Arial"/>
           <w:rtl/>
         </w:rPr>
@@ -1572,7 +1912,6 @@
           <w:rFonts w:cs="Arial" w:hint="cs"/>
           <w:rtl/>
         </w:rPr>
-        <w:lastRenderedPageBreak/>
         <w:t xml:space="preserve">14. </w:t>
       </w:r>
       <w:r>
@@ -2579,6 +2918,7 @@
           <w:rFonts w:cs="Arial" w:hint="cs"/>
           <w:rtl/>
         </w:rPr>
+        <w:lastRenderedPageBreak/>
         <w:t xml:space="preserve">      </w:t>
       </w:r>
       <w:r>
@@ -2782,7 +3122,7 @@
           <w:bCs/>
           <w:sz w:val="16"/>
           <w:szCs w:val="16"/>
-          <w:lang w:val="en-IL"/>
+          <w:lang/>
         </w:rPr>
       </w:pPr>
     </w:p>
@@ -3798,7 +4138,7 @@
               </wp:inline>
             </w:drawing>
           </mc:Choice>
-          <mc:Fallback>
+          <mc:Fallback xmlns:w16sdtdh="http://schemas.microsoft.com/office/word/2020/wordml/sdtdatahash" xmlns:w16du="http://schemas.microsoft.com/office/word/2023/wordml/word16du" xmlns:w16="http://schemas.microsoft.com/office/word/2018/wordml" xmlns:w16cex="http://schemas.microsoft.com/office/word/2018/wordml/cex" xmlns:oel="http://schemas.microsoft.com/office/2019/extlst">
             <w:pict>
               <v:roundrect w14:anchorId="1D42CF48" id="מלבן מעוגל 4" o:spid="_x0000_s1026" style="width:9.45pt;height:9.45pt;visibility:visible;mso-wrap-style:square;mso-left-percent:-10001;mso-top-percent:-10001;mso-position-horizontal:absolute;mso-position-horizontal-relative:char;mso-position-vertical:absolute;mso-position-vertical-relative:line;mso-left-percent:-10001;mso-top-percent:-10001;v-text-anchor:top" arcsize="10923f" o:gfxdata="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">
                 <o:lock v:ext="edit" aspectratio="t"/>
@@ -3885,7 +4225,7 @@
               </wp:inline>
             </w:drawing>
           </mc:Choice>
-          <mc:Fallback>
+          <mc:Fallback xmlns:w16sdtdh="http://schemas.microsoft.com/office/word/2020/wordml/sdtdatahash" xmlns:w16du="http://schemas.microsoft.com/office/word/2023/wordml/word16du" xmlns:w16="http://schemas.microsoft.com/office/word/2018/wordml" xmlns:w16cex="http://schemas.microsoft.com/office/word/2018/wordml/cex" xmlns:oel="http://schemas.microsoft.com/office/2019/extlst">
             <w:pict>
               <v:roundrect w14:anchorId="070688B8" id="מלבן מעוגל 3" o:spid="_x0000_s1026" style="width:9.45pt;height:9.45pt;visibility:visible;mso-wrap-style:square;mso-left-percent:-10001;mso-top-percent:-10001;mso-position-horizontal:absolute;mso-position-horizontal-relative:char;mso-position-vertical:absolute;mso-position-vertical-relative:line;mso-left-percent:-10001;mso-top-percent:-10001;v-text-anchor:top" arcsize="10923f" o:gfxdata="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">
                 <o:lock v:ext="edit" aspectratio="t"/>
@@ -4018,7 +4358,7 @@
               </wp:inline>
             </w:drawing>
           </mc:Choice>
-          <mc:Fallback>
+          <mc:Fallback xmlns:w16sdtdh="http://schemas.microsoft.com/office/word/2020/wordml/sdtdatahash" xmlns:w16du="http://schemas.microsoft.com/office/word/2023/wordml/word16du" xmlns:w16="http://schemas.microsoft.com/office/word/2018/wordml" xmlns:w16cex="http://schemas.microsoft.com/office/word/2018/wordml/cex" xmlns:oel="http://schemas.microsoft.com/office/2019/extlst">
             <w:pict>
               <v:roundrect w14:anchorId="10070B32" id="מלבן מעוגל 2" o:spid="_x0000_s1026" style="width:9.45pt;height:9.45pt;visibility:visible;mso-wrap-style:square;mso-left-percent:-10001;mso-top-percent:-10001;mso-position-horizontal:absolute;mso-position-horizontal-relative:char;mso-position-vertical:absolute;mso-position-vertical-relative:line;mso-left-percent:-10001;mso-top-percent:-10001;v-text-anchor:top" arcsize="10923f" o:gfxdata="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">
                 <o:lock v:ext="edit" aspectratio="t"/>
@@ -4167,7 +4507,7 @@
               </wp:inline>
             </w:drawing>
           </mc:Choice>
-          <mc:Fallback>
+          <mc:Fallback xmlns:w16sdtdh="http://schemas.microsoft.com/office/word/2020/wordml/sdtdatahash" xmlns:w16du="http://schemas.microsoft.com/office/word/2023/wordml/word16du" xmlns:w16="http://schemas.microsoft.com/office/word/2018/wordml" xmlns:w16cex="http://schemas.microsoft.com/office/word/2018/wordml/cex" xmlns:oel="http://schemas.microsoft.com/office/2019/extlst">
             <w:pict>
               <v:roundrect w14:anchorId="4AE4CB54" id="מלבן מעוגל 1" o:spid="_x0000_s1026" style="width:9.45pt;height:9.45pt;visibility:visible;mso-wrap-style:square;mso-left-percent:-10001;mso-top-percent:-10001;mso-position-horizontal:absolute;mso-position-horizontal-relative:char;mso-position-vertical:absolute;mso-position-vertical-relative:line;mso-left-percent:-10001;mso-top-percent:-10001;v-text-anchor:top" arcsize="10923f" o:gfxdata="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">
                 <o:lock v:ext="edit" aspectratio="t"/>
@@ -5118,7 +5458,7 @@
 </file>
 
 <file path=word/numbering.xml><?xml version="1.0" encoding="utf-8"?>
-<w:numbering xmlns:wpc="http://schemas.microsoft.com/office/word/2010/wordprocessingCanvas" xmlns:cx="http://schemas.microsoft.com/office/drawing/2014/chartex" xmlns:cx1="http://schemas.microsoft.com/office/drawing/2015/9/8/chartex" xmlns:cx2="http://schemas.microsoft.com/office/drawing/2015/10/21/chartex" xmlns:cx3="http://schemas.microsoft.com/office/drawing/2016/5/9/chartex" xmlns:cx4="http://schemas.microsoft.com/office/drawing/2016/5/10/chartex" xmlns:cx5="http://schemas.microsoft.com/office/drawing/2016/5/11/chartex" xmlns:cx6="http://schemas.microsoft.com/office/drawing/2016/5/12/chartex" xmlns:cx7="http://schemas.microsoft.com/office/drawing/2016/5/13/chartex" xmlns:cx8="http://schemas.microsoft.com/office/drawing/2016/5/14/chartex" xmlns:mc="http://schemas.openxmlformats.org/markup-compatibility/2006" xmlns:aink="http://schemas.microsoft.com/office/drawing/2016/ink" xmlns:am3d="http://schemas.microsoft.com/office/drawing/2017/model3d" xmlns:o="urn:schemas-microsoft-com:office:office" xmlns:oel="http://schemas.microsoft.com/office/2019/extlst" xmlns:r="http://schemas.openxmlformats.org/officeDocument/2006/relationships" xmlns:m="http://schemas.openxmlformats.org/officeDocument/2006/math" xmlns:v="urn:schemas-microsoft-com:vml" xmlns:wp14="http://schemas.microsoft.com/office/word/2010/wordprocessingDrawing" xmlns:wp="http://schemas.openxmlformats.org/drawingml/2006/wordprocessingDrawing" xmlns:w10="urn:schemas-microsoft-com:office:word" xmlns:w="http://schemas.openxmlformats.org/wordprocessingml/2006/main" xmlns:w14="http://schemas.microsoft.com/office/word/2010/wordml" xmlns:w15="http://schemas.microsoft.com/office/word/2012/wordml" xmlns:w16cex="http://schemas.microsoft.com/office/word/2018/wordml/cex" xmlns:w16cid="http://schemas.microsoft.com/office/word/2016/wordml/cid" xmlns:w16="http://schemas.microsoft.com/office/word/2018/wordml" xmlns:w16du="http://schemas.microsoft.com/office/word/2023/wordml/word16du" xmlns:w16sdtdh="http://schemas.microsoft.com/office/word/2020/wordml/sdtdatahash" xmlns:w16se="http://schemas.microsoft.com/office/word/2015/wordml/symex" xmlns:wpg="http://schemas.microsoft.com/office/word/2010/wordprocessingGroup" xmlns:wpi="http://schemas.microsoft.com/office/word/2010/wordprocessingInk" xmlns:wne="http://schemas.microsoft.com/office/word/2006/wordml" xmlns:wps="http://schemas.microsoft.com/office/word/2010/wordprocessingShape" mc:Ignorable="w14 w15 w16se w16cid w16 w16cex w16sdtdh w16du wp14">
+<w:numbering xmlns:wpc="http://schemas.microsoft.com/office/word/2010/wordprocessingCanvas" xmlns:cx="http://schemas.microsoft.com/office/drawing/2014/chartex" xmlns:cx1="http://schemas.microsoft.com/office/drawing/2015/9/8/chartex" xmlns:cx2="http://schemas.microsoft.com/office/drawing/2015/10/21/chartex" xmlns:cx3="http://schemas.microsoft.com/office/drawing/2016/5/9/chartex" xmlns:cx4="http://schemas.microsoft.com/office/drawing/2016/5/10/chartex" xmlns:cx5="http://schemas.microsoft.com/office/drawing/2016/5/11/chartex" xmlns:cx6="http://schemas.microsoft.com/office/drawing/2016/5/12/chartex" xmlns:cx7="http://schemas.microsoft.com/office/drawing/2016/5/13/chartex" xmlns:cx8="http://schemas.microsoft.com/office/drawing/2016/5/14/chartex" xmlns:mc="http://schemas.openxmlformats.org/markup-compatibility/2006" xmlns:aink="http://schemas.microsoft.com/office/drawing/2016/ink" xmlns:am3d="http://schemas.microsoft.com/office/drawing/2017/model3d" xmlns:o="urn:schemas-microsoft-com:office:office" xmlns:r="http://schemas.openxmlformats.org/officeDocument/2006/relationships" xmlns:m="http://schemas.openxmlformats.org/officeDocument/2006/math" xmlns:v="urn:schemas-microsoft-com:vml" xmlns:wp14="http://schemas.microsoft.com/office/word/2010/wordprocessingDrawing" xmlns:wp="http://schemas.openxmlformats.org/drawingml/2006/wordprocessingDrawing" xmlns:w10="urn:schemas-microsoft-com:office:word" xmlns:w="http://schemas.openxmlformats.org/wordprocessingml/2006/main" xmlns:w14="http://schemas.microsoft.com/office/word/2010/wordml" xmlns:w15="http://schemas.microsoft.com/office/word/2012/wordml" xmlns:w16cid="http://schemas.microsoft.com/office/word/2016/wordml/cid" xmlns:w16se="http://schemas.microsoft.com/office/word/2015/wordml/symex" xmlns:wpg="http://schemas.microsoft.com/office/word/2010/wordprocessingGroup" xmlns:wpi="http://schemas.microsoft.com/office/word/2010/wordprocessingInk" xmlns:wne="http://schemas.microsoft.com/office/word/2006/wordml" xmlns:wps="http://schemas.microsoft.com/office/word/2010/wordprocessingShape" mc:Ignorable="w14 w15 w16se w16cid wp14">
   <w:abstractNum w:abstractNumId="0" w15:restartNumberingAfterBreak="0">
     <w:nsid w:val="0A661114"/>
     <w:multiLevelType w:val="hybridMultilevel"/>
@@ -5552,23 +5892,23 @@
       </w:rPr>
     </w:lvl>
   </w:abstractNum>
-  <w:num w:numId="1" w16cid:durableId="1266041195">
+  <w:num w:numId="1">
     <w:abstractNumId w:val="2"/>
   </w:num>
-  <w:num w:numId="2" w16cid:durableId="982544731">
+  <w:num w:numId="2">
     <w:abstractNumId w:val="0"/>
   </w:num>
-  <w:num w:numId="3" w16cid:durableId="1114905829">
+  <w:num w:numId="3">
     <w:abstractNumId w:val="3"/>
   </w:num>
-  <w:num w:numId="4" w16cid:durableId="286471791">
+  <w:num w:numId="4">
     <w:abstractNumId w:val="1"/>
   </w:num>
 </w:numbering>
 </file>
 
 <file path=word/styles.xml><?xml version="1.0" encoding="utf-8"?>
-<w:styles xmlns:mc="http://schemas.openxmlformats.org/markup-compatibility/2006" xmlns:r="http://schemas.openxmlformats.org/officeDocument/2006/relationships" xmlns:w="http://schemas.openxmlformats.org/wordprocessingml/2006/main" xmlns:w14="http://schemas.microsoft.com/office/word/2010/wordml" xmlns:w15="http://schemas.microsoft.com/office/word/2012/wordml" xmlns:w16cex="http://schemas.microsoft.com/office/word/2018/wordml/cex" xmlns:w16cid="http://schemas.microsoft.com/office/word/2016/wordml/cid" xmlns:w16="http://schemas.microsoft.com/office/word/2018/wordml" xmlns:w16du="http://schemas.microsoft.com/office/word/2023/wordml/word16du" xmlns:w16sdtdh="http://schemas.microsoft.com/office/word/2020/wordml/sdtdatahash" xmlns:w16se="http://schemas.microsoft.com/office/word/2015/wordml/symex" mc:Ignorable="w14 w15 w16se w16cid w16 w16cex w16sdtdh w16du">
+<w:styles xmlns:mc="http://schemas.openxmlformats.org/markup-compatibility/2006" xmlns:r="http://schemas.openxmlformats.org/officeDocument/2006/relationships" xmlns:w="http://schemas.openxmlformats.org/wordprocessingml/2006/main" xmlns:w14="http://schemas.microsoft.com/office/word/2010/wordml" xmlns:w15="http://schemas.microsoft.com/office/word/2012/wordml" xmlns:w16cid="http://schemas.microsoft.com/office/word/2016/wordml/cid" xmlns:w16se="http://schemas.microsoft.com/office/word/2015/wordml/symex" mc:Ignorable="w14 w15 w16se w16cid">
   <w:docDefaults>
     <w:rPrDefault>
       <w:rPr>
@@ -5587,7 +5927,7 @@
       </w:pPr>
     </w:pPrDefault>
   </w:docDefaults>
-  <w:latentStyles w:defLockedState="0" w:defUIPriority="99" w:defSemiHidden="0" w:defUnhideWhenUsed="0" w:defQFormat="0" w:count="376">
+  <w:latentStyles w:defLockedState="0" w:defUIPriority="99" w:defSemiHidden="0" w:defUnhideWhenUsed="0" w:defQFormat="0" w:count="375">
     <w:lsdException w:name="Normal" w:uiPriority="0" w:qFormat="1"/>
     <w:lsdException w:name="heading 1" w:uiPriority="9" w:qFormat="1"/>
     <w:lsdException w:name="heading 2" w:semiHidden="1" w:uiPriority="9" w:unhideWhenUsed="1" w:qFormat="1"/>
@@ -5963,7 +6303,6 @@
     <w:lsdException w:name="Smart Hyperlink" w:semiHidden="1" w:unhideWhenUsed="1"/>
     <w:lsdException w:name="Hashtag" w:semiHidden="1" w:unhideWhenUsed="1"/>
     <w:lsdException w:name="Unresolved Mention" w:semiHidden="1" w:unhideWhenUsed="1"/>
-    <w:lsdException w:name="Smart Link" w:semiHidden="1" w:unhideWhenUsed="1"/>
   </w:latentStyles>
   <w:style w:type="paragraph" w:default="1" w:styleId="a">
     <w:name w:val="Normal"/>
@@ -6176,6 +6515,7 @@
   <w:style w:type="character" w:default="1" w:styleId="a0">
     <w:name w:val="Default Paragraph Font"/>
     <w:uiPriority w:val="1"/>
+    <w:semiHidden/>
     <w:unhideWhenUsed/>
   </w:style>
   <w:style w:type="table" w:default="1" w:styleId="a1">

--- a/הצעת פרוייקט.docx
+++ b/הצעת פרוייקט.docx
@@ -530,7 +530,7 @@
               </wp:inline>
             </w:drawing>
           </mc:Choice>
-          <mc:Fallback xmlns:w16sdtdh="http://schemas.microsoft.com/office/word/2020/wordml/sdtdatahash" xmlns:w16du="http://schemas.microsoft.com/office/word/2023/wordml/word16du" xmlns:w16="http://schemas.microsoft.com/office/word/2018/wordml" xmlns:w16cex="http://schemas.microsoft.com/office/word/2018/wordml/cex" xmlns:oel="http://schemas.microsoft.com/office/2019/extlst">
+          <mc:Fallback xmlns:oel="http://schemas.microsoft.com/office/2019/extlst" xmlns:w16cex="http://schemas.microsoft.com/office/word/2018/wordml/cex" xmlns:w16="http://schemas.microsoft.com/office/word/2018/wordml" xmlns:w16du="http://schemas.microsoft.com/office/word/2023/wordml/word16du" xmlns:w16sdtdh="http://schemas.microsoft.com/office/word/2020/wordml/sdtdatahash">
             <w:pict>
               <v:roundrect w14:anchorId="17ED87AC" id="מלבן מעוגל 6" o:spid="_x0000_s1026" style="width:9.45pt;height:9.45pt;visibility:visible;mso-wrap-style:square;mso-left-percent:-10001;mso-top-percent:-10001;mso-position-horizontal:absolute;mso-position-horizontal-relative:char;mso-position-vertical:absolute;mso-position-vertical-relative:line;mso-left-percent:-10001;mso-top-percent:-10001;v-text-anchor:top" arcsize="10923f" o:gfxdata="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" fillcolor="#a8d08d">
                 <o:lock v:ext="edit" aspectratio="t"/>
@@ -666,7 +666,7 @@
               </wp:inline>
             </w:drawing>
           </mc:Choice>
-          <mc:Fallback xmlns:w16sdtdh="http://schemas.microsoft.com/office/word/2020/wordml/sdtdatahash" xmlns:w16du="http://schemas.microsoft.com/office/word/2023/wordml/word16du" xmlns:w16="http://schemas.microsoft.com/office/word/2018/wordml" xmlns:w16cex="http://schemas.microsoft.com/office/word/2018/wordml/cex" xmlns:oel="http://schemas.microsoft.com/office/2019/extlst">
+          <mc:Fallback xmlns:oel="http://schemas.microsoft.com/office/2019/extlst" xmlns:w16cex="http://schemas.microsoft.com/office/word/2018/wordml/cex" xmlns:w16="http://schemas.microsoft.com/office/word/2018/wordml" xmlns:w16du="http://schemas.microsoft.com/office/word/2023/wordml/word16du" xmlns:w16sdtdh="http://schemas.microsoft.com/office/word/2020/wordml/sdtdatahash">
             <w:pict>
               <v:roundrect w14:anchorId="075500E5" id="מלבן מעוגל 5" o:spid="_x0000_s1026" style="width:9.45pt;height:9.45pt;visibility:visible;mso-wrap-style:square;mso-left-percent:-10001;mso-top-percent:-10001;mso-position-horizontal:absolute;mso-position-horizontal-relative:char;mso-position-vertical:absolute;mso-position-vertical-relative:line;mso-left-percent:-10001;mso-top-percent:-10001;v-text-anchor:top" arcsize="10923f" o:gfxdata="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">
                 <o:lock v:ext="edit" aspectratio="t"/>
@@ -1290,48 +1290,7 @@
           <w:rFonts w:cs="Arial" w:hint="cs"/>
           <w:rtl/>
         </w:rPr>
-        <w:t xml:space="preserve"> : </w:t>
-      </w:r>
-      <w:r>
-        <w:rPr>
-          <w:rFonts w:cs="Arial"/>
-          <w:rtl/>
-        </w:rPr>
-        <w:t xml:space="preserve">הבקר המרכזי של המערכת, אחראי על עיבוד נתונים וניהול התקשורת. </w:t>
-      </w:r>
-      <w:r>
-        <w:rPr>
-          <w:rFonts w:cs="Arial"/>
-          <w:rtl/>
-        </w:rPr>
-        <w:br/>
-      </w:r>
-      <w:r>
-        <w:rPr>
-          <w:rFonts w:cs="Arial" w:hint="cs"/>
-          <w:rtl/>
-        </w:rPr>
-        <w:t xml:space="preserve">2. מנועי </w:t>
-      </w:r>
-      <w:r>
-        <w:rPr>
-          <w:rFonts w:cs="Arial"/>
-        </w:rPr>
-        <w:t>DC</w:t>
-      </w:r>
-      <w:r>
-        <w:rPr>
-          <w:rFonts w:cs="Arial" w:hint="cs"/>
-          <w:rtl/>
-        </w:rPr>
-        <w:t xml:space="preserve"> - </w:t>
-      </w:r>
-      <w:r>
-        <w:rPr>
-          <w:rFonts w:cs="Arial"/>
-          <w:rtl/>
-        </w:rPr>
-        <w:t>מנועים קטנים המשמשים לייצור תנועה סיבובית. בתרחיש של מכונית, הם משמשים להנעת הגלגלים ולשליטה על כיוון ומהירות התנועה.</w:t>
+        <w:t xml:space="preserve"> </w:t>
       </w:r>
       <w:r>
         <w:rPr>
@@ -1361,34 +1320,6 @@
       </w:r>
       <w:r>
         <w:rPr>
-          <w:rFonts w:cs="Arial" w:hint="cs"/>
-          <w:rtl/>
-        </w:rPr>
-        <w:t xml:space="preserve">- </w:t>
-      </w:r>
-      <w:r>
-        <w:rPr>
-          <w:rFonts w:cs="Arial"/>
-          <w:rtl/>
-        </w:rPr>
-        <w:t xml:space="preserve">חיישן אור המתאים את התנגדותו לרמת האור בסביבה. </w:t>
-      </w:r>
-      <w:r>
-        <w:rPr>
-          <w:rFonts w:cs="Arial" w:hint="cs"/>
-          <w:rtl/>
-        </w:rPr>
-        <w:t>הוא מ</w:t>
-      </w:r>
-      <w:r>
-        <w:rPr>
-          <w:rFonts w:cs="Arial"/>
-          <w:rtl/>
-        </w:rPr>
-        <w:t>שמש להדלקת אורות אוטומטית ברכב כשמתחיל להחשיך.</w:t>
-      </w:r>
-      <w:r>
-        <w:rPr>
           <w:rFonts w:cs="Arial"/>
           <w:rtl/>
         </w:rPr>
@@ -1413,47 +1344,6 @@
           <w:rFonts w:cs="Arial"/>
           <w:rtl/>
         </w:rPr>
-        <w:t>–</w:t>
-      </w:r>
-      <w:r>
-        <w:rPr>
-          <w:rFonts w:cs="Arial" w:hint="cs"/>
-          <w:rtl/>
-        </w:rPr>
-        <w:t xml:space="preserve"> יהיו בקדמת הרכב וישמשו </w:t>
-      </w:r>
-      <w:r>
-        <w:rPr>
-          <w:rFonts w:cs="Arial" w:hint="cs"/>
-          <w:rtl/>
-        </w:rPr>
-        <w:t>כפנסי הרכב</w:t>
-      </w:r>
-      <w:r>
-        <w:rPr>
-          <w:rFonts w:cs="Arial" w:hint="cs"/>
-          <w:rtl/>
-        </w:rPr>
-        <w:t>. הן יופעלו בעזרת חיישן ה</w:t>
-      </w:r>
-      <w:r>
-        <w:rPr>
-          <w:rFonts w:cs="Arial" w:hint="cs"/>
-        </w:rPr>
-        <w:t>LDR</w:t>
-      </w:r>
-      <w:r>
-        <w:rPr>
-          <w:rFonts w:cs="Arial" w:hint="cs"/>
-          <w:rtl/>
-        </w:rPr>
-        <w:t xml:space="preserve"> כאשר מתחיל להחשיך.</w:t>
-      </w:r>
-      <w:r>
-        <w:rPr>
-          <w:rFonts w:cs="Arial"/>
-          <w:rtl/>
-        </w:rPr>
         <w:br/>
       </w:r>
       <w:r>
@@ -1481,262 +1371,122 @@
           <w:rFonts w:cs="Arial" w:hint="cs"/>
           <w:rtl/>
         </w:rPr>
-        <w:t xml:space="preserve"> - </w:t>
-      </w:r>
-      <w:r>
-        <w:rPr>
-          <w:rFonts w:cs="Arial"/>
-          <w:rtl/>
-        </w:rPr>
-        <w:t xml:space="preserve">רכיב שמאפשר השמעת קבצי אודיו בפורמט </w:t>
-      </w:r>
-      <w:r>
-        <w:rPr>
-          <w:rFonts w:cs="Arial"/>
-        </w:rPr>
-        <w:t>MP3</w:t>
-      </w:r>
-      <w:r>
-        <w:rPr>
-          <w:rFonts w:cs="Arial"/>
+        <w:t xml:space="preserve"> </w:t>
+      </w:r>
+      <w:r>
+        <w:rPr>
+          <w:rFonts w:cs="Arial"/>
+          <w:rtl/>
+        </w:rPr>
+        <w:br/>
+      </w:r>
+      <w:r>
+        <w:rPr>
+          <w:rFonts w:cs="Arial" w:hint="cs"/>
+          <w:rtl/>
+        </w:rPr>
+        <w:t xml:space="preserve">6. </w:t>
+      </w:r>
+      <w:r>
+        <w:rPr>
+          <w:rFonts w:cs="Arial" w:hint="cs"/>
+          <w:rtl/>
+        </w:rPr>
+        <w:t>רמקול פשוט</w:t>
+      </w:r>
+      <w:r>
+        <w:rPr>
+          <w:rFonts w:cs="Arial" w:hint="cs"/>
+          <w:rtl/>
+        </w:rPr>
+        <w:t xml:space="preserve"> </w:t>
+      </w:r>
+      <w:r>
+        <w:rPr>
+          <w:rFonts w:cs="Arial"/>
+          <w:rtl/>
+        </w:rPr>
+        <w:br/>
+      </w:r>
+      <w:r>
+        <w:rPr>
+          <w:rFonts w:cs="Arial" w:hint="cs"/>
+          <w:rtl/>
+        </w:rPr>
+        <w:t xml:space="preserve">7. </w:t>
+      </w:r>
+      <w:r>
+        <w:rPr>
+          <w:rFonts w:cs="Arial" w:hint="cs"/>
+          <w:rtl/>
+        </w:rPr>
+        <w:t>סולל</w:t>
+      </w:r>
+      <w:r>
+        <w:rPr>
+          <w:rFonts w:cs="Arial" w:hint="cs"/>
+          <w:rtl/>
+        </w:rPr>
+        <w:t>ה</w:t>
+      </w:r>
+      <w:r>
+        <w:rPr>
+          <w:rFonts w:cs="Arial"/>
+        </w:rPr>
+        <w:br/>
+        <w:t>8</w:t>
+      </w:r>
+      <w:r>
+        <w:rPr>
+          <w:rFonts w:cs="Arial" w:hint="cs"/>
           <w:rtl/>
         </w:rPr>
         <w:t>.</w:t>
       </w:r>
       <w:r>
         <w:rPr>
-          <w:rFonts w:cs="Arial" w:hint="cs"/>
-          <w:rtl/>
-        </w:rPr>
-        <w:t xml:space="preserve"> נשתמש ברכיב זה על מנת לאפשר לנגן מוזיקה.</w:t>
-      </w:r>
-      <w:r>
-        <w:rPr>
-          <w:rFonts w:cs="Arial"/>
-          <w:rtl/>
-        </w:rPr>
-        <w:br/>
-      </w:r>
-      <w:r>
-        <w:rPr>
-          <w:rFonts w:cs="Arial" w:hint="cs"/>
-          <w:rtl/>
-        </w:rPr>
-        <w:t xml:space="preserve">6. </w:t>
-      </w:r>
-      <w:r>
-        <w:rPr>
-          <w:rFonts w:cs="Arial" w:hint="cs"/>
-          <w:rtl/>
-        </w:rPr>
-        <w:t>רמקול פשוט</w:t>
-      </w:r>
-      <w:r>
-        <w:rPr>
-          <w:rFonts w:cs="Arial" w:hint="cs"/>
-          <w:rtl/>
-        </w:rPr>
-        <w:t xml:space="preserve"> - </w:t>
-      </w:r>
-      <w:r>
-        <w:rPr>
-          <w:rFonts w:cs="Arial"/>
-          <w:rtl/>
-        </w:rPr>
-        <w:t>משמש להשמעת הצלילים וההודעות המופקים על ידי דרייבר ה-</w:t>
-      </w:r>
-      <w:r>
-        <w:rPr>
-          <w:rFonts w:cs="Arial"/>
-        </w:rPr>
-        <w:t>MP3</w:t>
-      </w:r>
-      <w:r>
-        <w:rPr>
-          <w:rFonts w:cs="Arial" w:hint="cs"/>
-          <w:rtl/>
-        </w:rPr>
-        <w:t>.</w:t>
-      </w:r>
-      <w:r>
-        <w:rPr>
-          <w:rFonts w:cs="Arial"/>
-          <w:rtl/>
-        </w:rPr>
-        <w:br/>
-      </w:r>
-      <w:r>
-        <w:rPr>
-          <w:rFonts w:cs="Arial" w:hint="cs"/>
-          <w:rtl/>
-        </w:rPr>
-        <w:t xml:space="preserve">7. </w:t>
-      </w:r>
-      <w:r>
-        <w:rPr>
-          <w:rFonts w:cs="Arial" w:hint="cs"/>
-          <w:rtl/>
-        </w:rPr>
-        <w:t>סולל</w:t>
-      </w:r>
-      <w:r>
-        <w:rPr>
-          <w:rFonts w:cs="Arial" w:hint="cs"/>
-          <w:rtl/>
-        </w:rPr>
-        <w:t xml:space="preserve">ה </w:t>
-      </w:r>
-      <w:r>
-        <w:rPr>
-          <w:rFonts w:cs="Arial"/>
-          <w:rtl/>
-        </w:rPr>
-        <w:t>–</w:t>
-      </w:r>
-      <w:r>
-        <w:rPr>
-          <w:rFonts w:cs="Arial" w:hint="cs"/>
+          <w:rFonts w:cs="Arial"/>
           <w:rtl/>
         </w:rPr>
         <w:t xml:space="preserve"> </w:t>
       </w:r>
-      <w:proofErr w:type="spellStart"/>
-      <w:r>
-        <w:rPr>
-          <w:rFonts w:cs="Arial" w:hint="cs"/>
-          <w:rtl/>
-        </w:rPr>
-        <w:t>תשומש</w:t>
-      </w:r>
-      <w:proofErr w:type="spellEnd"/>
-      <w:r>
-        <w:rPr>
-          <w:rFonts w:cs="Arial" w:hint="cs"/>
-          <w:rtl/>
-        </w:rPr>
-        <w:t xml:space="preserve"> למען מקור כוח חלופי.</w:t>
-      </w:r>
-      <w:r>
-        <w:rPr>
-          <w:rFonts w:cs="Arial"/>
-        </w:rPr>
-        <w:br/>
-        <w:t>8</w:t>
-      </w:r>
-      <w:r>
-        <w:rPr>
-          <w:rFonts w:cs="Arial" w:hint="cs"/>
-          <w:rtl/>
-        </w:rPr>
-        <w:t>.</w:t>
-      </w:r>
-      <w:r>
-        <w:rPr>
-          <w:rFonts w:cs="Arial"/>
+      <w:r>
+        <w:rPr>
+          <w:rFonts w:cs="Arial" w:hint="cs"/>
+          <w:rtl/>
+        </w:rPr>
+        <w:t>חיישני מרחק אינפרה אדום</w:t>
+      </w:r>
+      <w:r>
+        <w:rPr>
+          <w:rFonts w:cs="Arial"/>
+          <w:rtl/>
+        </w:rPr>
+        <w:br/>
+      </w:r>
+      <w:r>
+        <w:rPr>
+          <w:rFonts w:cs="Arial" w:hint="cs"/>
+          <w:rtl/>
+        </w:rPr>
+        <w:t xml:space="preserve">9. </w:t>
+      </w:r>
+      <w:r>
+        <w:rPr>
+          <w:rFonts w:cs="Arial" w:hint="cs"/>
+          <w:rtl/>
+        </w:rPr>
+        <w:t>חיישן מעקב אחר פס</w:t>
+      </w:r>
+      <w:r>
+        <w:rPr>
+          <w:rFonts w:cs="Arial" w:hint="cs"/>
           <w:rtl/>
         </w:rPr>
         <w:t xml:space="preserve"> </w:t>
       </w:r>
       <w:r>
         <w:rPr>
-          <w:rFonts w:cs="Arial" w:hint="cs"/>
-          <w:rtl/>
-        </w:rPr>
-        <w:t>חיישני מרחק אינפרה אדום</w:t>
-      </w:r>
-      <w:r>
-        <w:rPr>
-          <w:rFonts w:cs="Arial" w:hint="cs"/>
-          <w:rtl/>
-        </w:rPr>
-        <w:t xml:space="preserve"> - </w:t>
-      </w:r>
-      <w:r>
-        <w:rPr>
-          <w:rtl/>
-        </w:rPr>
-        <w:t>חיישנים המסוגלים למדוד מרחק של עצמים בסביבתם באמצעות קרני אינפרה-אדום. משמשים כדי לזהות מכשולים ולהתריע בפני התנגשות</w:t>
-      </w:r>
-      <w:r>
-        <w:rPr>
-          <w:rFonts w:cs="Arial" w:hint="cs"/>
-          <w:rtl/>
-        </w:rPr>
-        <w:t xml:space="preserve"> ולהתריע את המערכת על מכשולים </w:t>
-      </w:r>
-      <w:r>
-        <w:rPr>
-          <w:rFonts w:cs="Arial" w:hint="cs"/>
-          <w:rtl/>
-        </w:rPr>
-        <w:lastRenderedPageBreak/>
-        <w:t>הללו.</w:t>
-      </w:r>
-      <w:r>
-        <w:rPr>
-          <w:rFonts w:cs="Arial"/>
-          <w:rtl/>
-        </w:rPr>
-        <w:br/>
-      </w:r>
-      <w:r>
-        <w:rPr>
-          <w:rFonts w:cs="Arial" w:hint="cs"/>
-          <w:rtl/>
-        </w:rPr>
-        <w:t xml:space="preserve">9. </w:t>
-      </w:r>
-      <w:r>
-        <w:rPr>
-          <w:rFonts w:cs="Arial" w:hint="cs"/>
-          <w:rtl/>
-        </w:rPr>
-        <w:t>חיישן מעקב אחר פס</w:t>
-      </w:r>
-      <w:r>
-        <w:rPr>
-          <w:rFonts w:cs="Arial" w:hint="cs"/>
-          <w:rtl/>
-        </w:rPr>
-        <w:t xml:space="preserve"> - </w:t>
-      </w:r>
-      <w:r>
-        <w:rPr>
-          <w:rFonts w:cs="Arial"/>
-          <w:rtl/>
-        </w:rPr>
-        <w:t xml:space="preserve">חיישן המשמש לזיהוי קווים או פסי מסלול. </w:t>
-      </w:r>
-      <w:r>
-        <w:rPr>
-          <w:rFonts w:cs="Arial" w:hint="cs"/>
-          <w:rtl/>
-        </w:rPr>
-        <w:t>משומש</w:t>
-      </w:r>
-      <w:r>
-        <w:rPr>
-          <w:rFonts w:cs="Arial"/>
-          <w:rtl/>
-        </w:rPr>
-        <w:t xml:space="preserve"> ברכב לצורך מעקב אוטונומי אחר קווים ולשמירה על נסיעה במסלול הנכון</w:t>
-      </w:r>
-      <w:r>
-        <w:rPr>
-          <w:rFonts w:cs="Arial" w:hint="cs"/>
-          <w:rtl/>
-        </w:rPr>
-        <w:t xml:space="preserve"> שמסומן על ידי קו</w:t>
-      </w:r>
-      <w:r>
-        <w:rPr>
-          <w:rFonts w:cs="Arial"/>
-          <w:rtl/>
-        </w:rPr>
-        <w:t>.</w:t>
-      </w:r>
-      <w:r>
-        <w:rPr>
           <w:rFonts w:cs="Arial"/>
           <w:rtl/>
         </w:rPr>
@@ -1767,20 +1517,7 @@
           <w:rFonts w:cs="Arial" w:hint="cs"/>
           <w:rtl/>
         </w:rPr>
-        <w:t xml:space="preserve"> - </w:t>
-      </w:r>
-      <w:r>
-        <w:rPr>
-          <w:rtl/>
-        </w:rPr>
-        <w:t>מסך תצוגה קטן שמציג מידע למשתמש</w:t>
-      </w:r>
-      <w:r>
-        <w:rPr>
-          <w:rFonts w:hint="cs"/>
-          <w:rtl/>
-        </w:rPr>
-        <w:t>.</w:t>
+        <w:t xml:space="preserve"> </w:t>
       </w:r>
       <w:r>
         <w:rPr>
@@ -1815,14 +1552,7 @@
           <w:rFonts w:cs="Arial" w:hint="cs"/>
           <w:rtl/>
         </w:rPr>
-        <w:t xml:space="preserve"> - </w:t>
-      </w:r>
-      <w:r>
-        <w:rPr>
-          <w:rFonts w:cs="Arial"/>
-          <w:rtl/>
-        </w:rPr>
-        <w:t>מבנה פיזי שמחבר את כל הרכיבים יחדיו. זהו שלד הרכב המכיל את המנועים, הגלגלים, והחיישנים ומאפשר תנועה ותפעול של כל המערכת בצורה מכנית.</w:t>
+        <w:t xml:space="preserve"> </w:t>
       </w:r>
       <w:r>
         <w:rPr>
@@ -1844,45 +1574,6 @@
           <w:rtl/>
         </w:rPr>
         <w:t>לוח מקשים</w:t>
-      </w:r>
-      <w:r>
-        <w:rPr>
-          <w:rFonts w:cs="Arial" w:hint="cs"/>
-          <w:rtl/>
-        </w:rPr>
-        <w:t xml:space="preserve"> - </w:t>
-      </w:r>
-      <w:r>
-        <w:rPr>
-          <w:rtl/>
-        </w:rPr>
-        <w:t>לוח קלט המאפשר שליטה ידנית על המערכת או הזנת נתונים באמצעות מקשים</w:t>
-      </w:r>
-      <w:r>
-        <w:t>.</w:t>
-      </w:r>
-      <w:r>
-        <w:rPr>
-          <w:rFonts w:hint="cs"/>
-          <w:rtl/>
-        </w:rPr>
-        <w:t xml:space="preserve"> </w:t>
-      </w:r>
-      <w:proofErr w:type="spellStart"/>
-      <w:r>
-        <w:rPr>
-          <w:rFonts w:hint="cs"/>
-          <w:rtl/>
-        </w:rPr>
-        <w:t>ישומש</w:t>
-      </w:r>
-      <w:proofErr w:type="spellEnd"/>
-      <w:r>
-        <w:rPr>
-          <w:rFonts w:hint="cs"/>
-          <w:rtl/>
-        </w:rPr>
-        <w:t xml:space="preserve"> להקלדת פין של התחלת הנסיעה.</w:t>
       </w:r>
       <w:bookmarkStart w:id="2" w:name="_GoBack"/>
       <w:bookmarkEnd w:id="2"/>
@@ -1926,6 +1617,7 @@
           <w:rFonts w:cs="Arial" w:hint="cs"/>
           <w:rtl/>
         </w:rPr>
+        <w:lastRenderedPageBreak/>
         <w:t xml:space="preserve">15. </w:t>
       </w:r>
       <w:r>
@@ -2918,7 +2610,6 @@
           <w:rFonts w:cs="Arial" w:hint="cs"/>
           <w:rtl/>
         </w:rPr>
-        <w:lastRenderedPageBreak/>
         <w:t xml:space="preserve">      </w:t>
       </w:r>
       <w:r>
@@ -3122,7 +2813,6 @@
           <w:bCs/>
           <w:sz w:val="16"/>
           <w:szCs w:val="16"/>
-          <w:lang/>
         </w:rPr>
       </w:pPr>
     </w:p>
@@ -4138,7 +3828,7 @@
               </wp:inline>
             </w:drawing>
           </mc:Choice>
-          <mc:Fallback xmlns:w16sdtdh="http://schemas.microsoft.com/office/word/2020/wordml/sdtdatahash" xmlns:w16du="http://schemas.microsoft.com/office/word/2023/wordml/word16du" xmlns:w16="http://schemas.microsoft.com/office/word/2018/wordml" xmlns:w16cex="http://schemas.microsoft.com/office/word/2018/wordml/cex" xmlns:oel="http://schemas.microsoft.com/office/2019/extlst">
+          <mc:Fallback xmlns:oel="http://schemas.microsoft.com/office/2019/extlst" xmlns:w16cex="http://schemas.microsoft.com/office/word/2018/wordml/cex" xmlns:w16="http://schemas.microsoft.com/office/word/2018/wordml" xmlns:w16du="http://schemas.microsoft.com/office/word/2023/wordml/word16du" xmlns:w16sdtdh="http://schemas.microsoft.com/office/word/2020/wordml/sdtdatahash">
             <w:pict>
               <v:roundrect w14:anchorId="1D42CF48" id="מלבן מעוגל 4" o:spid="_x0000_s1026" style="width:9.45pt;height:9.45pt;visibility:visible;mso-wrap-style:square;mso-left-percent:-10001;mso-top-percent:-10001;mso-position-horizontal:absolute;mso-position-horizontal-relative:char;mso-position-vertical:absolute;mso-position-vertical-relative:line;mso-left-percent:-10001;mso-top-percent:-10001;v-text-anchor:top" arcsize="10923f" o:gfxdata="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">
                 <o:lock v:ext="edit" aspectratio="t"/>
@@ -4225,7 +3915,7 @@
               </wp:inline>
             </w:drawing>
           </mc:Choice>
-          <mc:Fallback xmlns:w16sdtdh="http://schemas.microsoft.com/office/word/2020/wordml/sdtdatahash" xmlns:w16du="http://schemas.microsoft.com/office/word/2023/wordml/word16du" xmlns:w16="http://schemas.microsoft.com/office/word/2018/wordml" xmlns:w16cex="http://schemas.microsoft.com/office/word/2018/wordml/cex" xmlns:oel="http://schemas.microsoft.com/office/2019/extlst">
+          <mc:Fallback xmlns:oel="http://schemas.microsoft.com/office/2019/extlst" xmlns:w16cex="http://schemas.microsoft.com/office/word/2018/wordml/cex" xmlns:w16="http://schemas.microsoft.com/office/word/2018/wordml" xmlns:w16du="http://schemas.microsoft.com/office/word/2023/wordml/word16du" xmlns:w16sdtdh="http://schemas.microsoft.com/office/word/2020/wordml/sdtdatahash">
             <w:pict>
               <v:roundrect w14:anchorId="070688B8" id="מלבן מעוגל 3" o:spid="_x0000_s1026" style="width:9.45pt;height:9.45pt;visibility:visible;mso-wrap-style:square;mso-left-percent:-10001;mso-top-percent:-10001;mso-position-horizontal:absolute;mso-position-horizontal-relative:char;mso-position-vertical:absolute;mso-position-vertical-relative:line;mso-left-percent:-10001;mso-top-percent:-10001;v-text-anchor:top" arcsize="10923f" o:gfxdata="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">
                 <o:lock v:ext="edit" aspectratio="t"/>
@@ -4358,7 +4048,7 @@
               </wp:inline>
             </w:drawing>
           </mc:Choice>
-          <mc:Fallback xmlns:w16sdtdh="http://schemas.microsoft.com/office/word/2020/wordml/sdtdatahash" xmlns:w16du="http://schemas.microsoft.com/office/word/2023/wordml/word16du" xmlns:w16="http://schemas.microsoft.com/office/word/2018/wordml" xmlns:w16cex="http://schemas.microsoft.com/office/word/2018/wordml/cex" xmlns:oel="http://schemas.microsoft.com/office/2019/extlst">
+          <mc:Fallback xmlns:oel="http://schemas.microsoft.com/office/2019/extlst" xmlns:w16cex="http://schemas.microsoft.com/office/word/2018/wordml/cex" xmlns:w16="http://schemas.microsoft.com/office/word/2018/wordml" xmlns:w16du="http://schemas.microsoft.com/office/word/2023/wordml/word16du" xmlns:w16sdtdh="http://schemas.microsoft.com/office/word/2020/wordml/sdtdatahash">
             <w:pict>
               <v:roundrect w14:anchorId="10070B32" id="מלבן מעוגל 2" o:spid="_x0000_s1026" style="width:9.45pt;height:9.45pt;visibility:visible;mso-wrap-style:square;mso-left-percent:-10001;mso-top-percent:-10001;mso-position-horizontal:absolute;mso-position-horizontal-relative:char;mso-position-vertical:absolute;mso-position-vertical-relative:line;mso-left-percent:-10001;mso-top-percent:-10001;v-text-anchor:top" arcsize="10923f" o:gfxdata="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">
                 <o:lock v:ext="edit" aspectratio="t"/>
@@ -4507,7 +4197,7 @@
               </wp:inline>
             </w:drawing>
           </mc:Choice>
-          <mc:Fallback xmlns:w16sdtdh="http://schemas.microsoft.com/office/word/2020/wordml/sdtdatahash" xmlns:w16du="http://schemas.microsoft.com/office/word/2023/wordml/word16du" xmlns:w16="http://schemas.microsoft.com/office/word/2018/wordml" xmlns:w16cex="http://schemas.microsoft.com/office/word/2018/wordml/cex" xmlns:oel="http://schemas.microsoft.com/office/2019/extlst">
+          <mc:Fallback xmlns:oel="http://schemas.microsoft.com/office/2019/extlst" xmlns:w16cex="http://schemas.microsoft.com/office/word/2018/wordml/cex" xmlns:w16="http://schemas.microsoft.com/office/word/2018/wordml" xmlns:w16du="http://schemas.microsoft.com/office/word/2023/wordml/word16du" xmlns:w16sdtdh="http://schemas.microsoft.com/office/word/2020/wordml/sdtdatahash">
             <w:pict>
               <v:roundrect w14:anchorId="4AE4CB54" id="מלבן מעוגל 1" o:spid="_x0000_s1026" style="width:9.45pt;height:9.45pt;visibility:visible;mso-wrap-style:square;mso-left-percent:-10001;mso-top-percent:-10001;mso-position-horizontal:absolute;mso-position-horizontal-relative:char;mso-position-vertical:absolute;mso-position-vertical-relative:line;mso-left-percent:-10001;mso-top-percent:-10001;v-text-anchor:top" arcsize="10923f" o:gfxdata="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">
                 <o:lock v:ext="edit" aspectratio="t"/>
@@ -5068,23 +4758,7 @@
     </w:p>
     <w:p>
       <w:pPr>
-        <w:jc w:val="center"/>
-        <w:rPr>
-          <w:b/>
-          <w:bCs/>
-          <w:sz w:val="44"/>
-          <w:szCs w:val="44"/>
-          <w:rtl/>
-        </w:rPr>
-      </w:pPr>
-    </w:p>
-    <w:p>
-      <w:pPr>
-        <w:pStyle w:val="a9"/>
-        <w:numPr>
-          <w:ilvl w:val="0"/>
-          <w:numId w:val="4"/>
-        </w:numPr>
+        <w:ind w:left="360"/>
         <w:rPr>
           <w:sz w:val="28"/>
           <w:szCs w:val="28"/>
@@ -5092,359 +4766,502 @@
       </w:pPr>
       <w:r>
         <w:rPr>
+          <w:rFonts w:cs="Arial" w:hint="cs"/>
+          <w:rtl/>
+        </w:rPr>
+        <w:t xml:space="preserve">1. בקר </w:t>
+      </w:r>
+      <w:r>
+        <w:rPr>
+          <w:rFonts w:cs="Arial"/>
+        </w:rPr>
+        <w:t>esp32-wroom-module</w:t>
+      </w:r>
+      <w:r>
+        <w:rPr>
+          <w:rFonts w:cs="Arial" w:hint="cs"/>
+          <w:rtl/>
+        </w:rPr>
+        <w:t xml:space="preserve"> : </w:t>
+      </w:r>
+      <w:r>
+        <w:rPr>
+          <w:rFonts w:cs="Arial"/>
+          <w:rtl/>
+        </w:rPr>
+        <w:t xml:space="preserve">הבקר המרכזי של המערכת, אחראי על עיבוד נתונים וניהול התקשורת. </w:t>
+      </w:r>
+      <w:r>
+        <w:rPr>
+          <w:rFonts w:cs="Arial"/>
+          <w:rtl/>
+        </w:rPr>
+        <w:br/>
+      </w:r>
+      <w:r>
+        <w:rPr>
+          <w:rFonts w:cs="Arial" w:hint="cs"/>
+          <w:rtl/>
+        </w:rPr>
+        <w:t xml:space="preserve">2. מנועי </w:t>
+      </w:r>
+      <w:r>
+        <w:rPr>
+          <w:rFonts w:cs="Arial"/>
+        </w:rPr>
+        <w:t>DC</w:t>
+      </w:r>
+      <w:r>
+        <w:rPr>
+          <w:rFonts w:cs="Arial" w:hint="cs"/>
+          <w:rtl/>
+        </w:rPr>
+        <w:t xml:space="preserve"> - </w:t>
+      </w:r>
+      <w:r>
+        <w:rPr>
+          <w:rFonts w:cs="Arial"/>
+          <w:rtl/>
+        </w:rPr>
+        <w:t>מנועים קטנים המשמשים לייצור תנועה סיבובית. בתרחיש של מכונית, הם משמשים להנעת הגלגלים ולשליטה על כיוון ומהירות התנועה.</w:t>
+      </w:r>
+      <w:r>
+        <w:rPr>
+          <w:rFonts w:cs="Arial"/>
+          <w:rtl/>
+        </w:rPr>
+        <w:br/>
+      </w:r>
+      <w:r>
+        <w:rPr>
+          <w:rFonts w:cs="Arial" w:hint="cs"/>
+          <w:rtl/>
+        </w:rPr>
+        <w:t>3.</w:t>
+      </w:r>
+      <w:r>
+        <w:rPr>
+          <w:rFonts w:cs="Arial"/>
+        </w:rPr>
+        <w:t xml:space="preserve"> </w:t>
+      </w:r>
+      <w:r>
+        <w:rPr>
+          <w:rFonts w:cs="Arial"/>
+        </w:rPr>
+        <w:t xml:space="preserve">LDR </w:t>
+      </w:r>
+      <w:r>
+        <w:rPr>
+          <w:rFonts w:cs="Arial" w:hint="cs"/>
+          <w:rtl/>
+        </w:rPr>
+        <w:t xml:space="preserve">- </w:t>
+      </w:r>
+      <w:r>
+        <w:rPr>
+          <w:rFonts w:cs="Arial"/>
+          <w:rtl/>
+        </w:rPr>
+        <w:t xml:space="preserve">חיישן אור המתאים את התנגדותו לרמת האור בסביבה. </w:t>
+      </w:r>
+      <w:r>
+        <w:rPr>
+          <w:rFonts w:cs="Arial" w:hint="cs"/>
+          <w:rtl/>
+        </w:rPr>
+        <w:t>הוא מ</w:t>
+      </w:r>
+      <w:r>
+        <w:rPr>
+          <w:rFonts w:cs="Arial"/>
+          <w:rtl/>
+        </w:rPr>
+        <w:t>שמש להדלקת אורות אוטומטית ברכב כשמתחיל להחשיך.</w:t>
+      </w:r>
+      <w:r>
+        <w:rPr>
+          <w:rFonts w:cs="Arial"/>
+          <w:rtl/>
+        </w:rPr>
+        <w:br/>
+      </w:r>
+      <w:r>
+        <w:rPr>
+          <w:rFonts w:cs="Arial" w:hint="cs"/>
+          <w:rtl/>
+        </w:rPr>
+        <w:t xml:space="preserve">4. נורות לד </w:t>
+      </w:r>
+      <w:r>
+        <w:rPr>
+          <w:rFonts w:cs="Arial"/>
+          <w:rtl/>
+        </w:rPr>
+        <w:t>–</w:t>
+      </w:r>
+      <w:r>
+        <w:rPr>
+          <w:rFonts w:cs="Arial" w:hint="cs"/>
+          <w:rtl/>
+        </w:rPr>
+        <w:t xml:space="preserve"> יהיו בקדמת הרכב וישמשו כפנסי הרכב. הן יופעלו בעזרת חיישן ה</w:t>
+      </w:r>
+      <w:r>
+        <w:rPr>
+          <w:rFonts w:cs="Arial" w:hint="cs"/>
+        </w:rPr>
+        <w:t>LDR</w:t>
+      </w:r>
+      <w:r>
+        <w:rPr>
+          <w:rFonts w:cs="Arial" w:hint="cs"/>
+          <w:rtl/>
+        </w:rPr>
+        <w:t xml:space="preserve"> כאשר מתחיל להחשיך.</w:t>
+      </w:r>
+      <w:r>
+        <w:rPr>
+          <w:rFonts w:cs="Arial"/>
+          <w:rtl/>
+        </w:rPr>
+        <w:br/>
+      </w:r>
+      <w:r>
+        <w:rPr>
+          <w:rFonts w:cs="Arial" w:hint="cs"/>
+          <w:rtl/>
+        </w:rPr>
+        <w:t xml:space="preserve">5. דרייבר </w:t>
+      </w:r>
+      <w:r>
+        <w:rPr>
+          <w:rFonts w:cs="Arial"/>
+        </w:rPr>
+        <w:t>mp3</w:t>
+      </w:r>
+      <w:r>
+        <w:rPr>
+          <w:rFonts w:cs="Arial" w:hint="cs"/>
+          <w:rtl/>
+        </w:rPr>
+        <w:t xml:space="preserve"> - </w:t>
+      </w:r>
+      <w:r>
+        <w:rPr>
+          <w:rFonts w:cs="Arial"/>
+          <w:rtl/>
+        </w:rPr>
+        <w:t xml:space="preserve">רכיב שמאפשר השמעת קבצי אודיו בפורמט </w:t>
+      </w:r>
+      <w:r>
+        <w:rPr>
+          <w:rFonts w:cs="Arial"/>
+        </w:rPr>
+        <w:t>MP3</w:t>
+      </w:r>
+      <w:r>
+        <w:rPr>
+          <w:rFonts w:cs="Arial"/>
+          <w:rtl/>
+        </w:rPr>
+        <w:t>.</w:t>
+      </w:r>
+      <w:r>
+        <w:rPr>
+          <w:rFonts w:cs="Arial" w:hint="cs"/>
+          <w:rtl/>
+        </w:rPr>
+        <w:t xml:space="preserve"> נשתמש ברכיב זה על מנת לאפשר לנגן מוזיקה.</w:t>
+      </w:r>
+      <w:r>
+        <w:rPr>
+          <w:rFonts w:cs="Arial"/>
+          <w:rtl/>
+        </w:rPr>
+        <w:br/>
+      </w:r>
+      <w:r>
+        <w:rPr>
+          <w:rFonts w:cs="Arial" w:hint="cs"/>
+          <w:rtl/>
+        </w:rPr>
+        <w:t xml:space="preserve">6. רמקול פשוט - </w:t>
+      </w:r>
+      <w:r>
+        <w:rPr>
+          <w:rFonts w:cs="Arial"/>
+          <w:rtl/>
+        </w:rPr>
+        <w:t>משמש להשמעת הצלילים וההודעות המופקים על ידי דרייבר ה-</w:t>
+      </w:r>
+      <w:r>
+        <w:rPr>
+          <w:rFonts w:cs="Arial"/>
+        </w:rPr>
+        <w:t>MP3</w:t>
+      </w:r>
+      <w:r>
+        <w:rPr>
+          <w:rFonts w:cs="Arial" w:hint="cs"/>
+          <w:rtl/>
+        </w:rPr>
+        <w:t>.</w:t>
+      </w:r>
+      <w:r>
+        <w:rPr>
+          <w:rFonts w:cs="Arial"/>
+          <w:rtl/>
+        </w:rPr>
+        <w:br/>
+      </w:r>
+      <w:r>
+        <w:rPr>
+          <w:rFonts w:cs="Arial" w:hint="cs"/>
+          <w:rtl/>
+        </w:rPr>
+        <w:t xml:space="preserve">7. סוללה </w:t>
+      </w:r>
+      <w:r>
+        <w:rPr>
+          <w:rFonts w:cs="Arial"/>
+          <w:rtl/>
+        </w:rPr>
+        <w:t>–</w:t>
+      </w:r>
+      <w:r>
+        <w:rPr>
+          <w:rFonts w:cs="Arial" w:hint="cs"/>
+          <w:rtl/>
+        </w:rPr>
+        <w:t xml:space="preserve"> </w:t>
+      </w:r>
+      <w:proofErr w:type="spellStart"/>
+      <w:r>
+        <w:rPr>
+          <w:rFonts w:cs="Arial" w:hint="cs"/>
+          <w:rtl/>
+        </w:rPr>
+        <w:t>תשומש</w:t>
+      </w:r>
+      <w:proofErr w:type="spellEnd"/>
+      <w:r>
+        <w:rPr>
+          <w:rFonts w:cs="Arial" w:hint="cs"/>
+          <w:rtl/>
+        </w:rPr>
+        <w:t xml:space="preserve"> למען מקור כוח חלופי.</w:t>
+      </w:r>
+      <w:r>
+        <w:rPr>
+          <w:rFonts w:cs="Arial"/>
+        </w:rPr>
+        <w:br/>
+        <w:t>8</w:t>
+      </w:r>
+      <w:r>
+        <w:rPr>
+          <w:rFonts w:cs="Arial" w:hint="cs"/>
+          <w:rtl/>
+        </w:rPr>
+        <w:t>.</w:t>
+      </w:r>
+      <w:r>
+        <w:rPr>
+          <w:rFonts w:cs="Arial"/>
+          <w:rtl/>
+        </w:rPr>
+        <w:t xml:space="preserve"> </w:t>
+      </w:r>
+      <w:r>
+        <w:rPr>
+          <w:rFonts w:cs="Arial" w:hint="cs"/>
+          <w:rtl/>
+        </w:rPr>
+        <w:t xml:space="preserve">חיישני מרחק אינפרה אדום - </w:t>
+      </w:r>
+      <w:r>
+        <w:rPr>
+          <w:rtl/>
+        </w:rPr>
+        <w:t>חיישנים המסוגלים למדוד מרחק של עצמים בסביבתם באמצעות קרני אינפרה-אדום. משמשים כדי לזהות מכשולים ולהתריע בפני התנגשות</w:t>
+      </w:r>
+      <w:r>
+        <w:rPr>
+          <w:rFonts w:cs="Arial" w:hint="cs"/>
+          <w:rtl/>
+        </w:rPr>
+        <w:t xml:space="preserve"> ולהתריע את המערכת על מכשולים הללו.</w:t>
+      </w:r>
+      <w:r>
+        <w:rPr>
+          <w:rFonts w:cs="Arial"/>
+          <w:rtl/>
+        </w:rPr>
+        <w:br/>
+      </w:r>
+      <w:r>
+        <w:rPr>
+          <w:rFonts w:cs="Arial" w:hint="cs"/>
+          <w:rtl/>
+        </w:rPr>
+        <w:t xml:space="preserve">9. חיישן מעקב אחר פס - </w:t>
+      </w:r>
+      <w:r>
+        <w:rPr>
+          <w:rFonts w:cs="Arial"/>
+          <w:rtl/>
+        </w:rPr>
+        <w:t xml:space="preserve">חיישן המשמש לזיהוי קווים או פסי מסלול. </w:t>
+      </w:r>
+      <w:r>
+        <w:rPr>
+          <w:rFonts w:cs="Arial" w:hint="cs"/>
+          <w:rtl/>
+        </w:rPr>
+        <w:t>משומש</w:t>
+      </w:r>
+      <w:r>
+        <w:rPr>
+          <w:rFonts w:cs="Arial"/>
+          <w:rtl/>
+        </w:rPr>
+        <w:t xml:space="preserve"> ברכב לצורך מעקב אוטונומי אחר קווים ולשמירה על נסיעה במסלול הנכון</w:t>
+      </w:r>
+      <w:r>
+        <w:rPr>
+          <w:rFonts w:cs="Arial" w:hint="cs"/>
+          <w:rtl/>
+        </w:rPr>
+        <w:t xml:space="preserve"> שמסומן על ידי קו</w:t>
+      </w:r>
+      <w:r>
+        <w:rPr>
+          <w:rFonts w:cs="Arial"/>
+          <w:rtl/>
+        </w:rPr>
+        <w:t>.</w:t>
+      </w:r>
+      <w:r>
+        <w:rPr>
+          <w:rFonts w:cs="Arial"/>
+          <w:rtl/>
+        </w:rPr>
+        <w:br/>
+      </w:r>
+      <w:r>
+        <w:rPr>
+          <w:rFonts w:cs="Arial" w:hint="cs"/>
+          <w:rtl/>
+        </w:rPr>
+        <w:t xml:space="preserve">10. מסך </w:t>
+      </w:r>
+      <w:r>
+        <w:rPr>
+          <w:rFonts w:cs="Arial"/>
+        </w:rPr>
+        <w:t>OLED</w:t>
+      </w:r>
+      <w:r>
+        <w:rPr>
+          <w:rFonts w:cs="Arial" w:hint="cs"/>
+          <w:rtl/>
+        </w:rPr>
+        <w:t xml:space="preserve"> - </w:t>
+      </w:r>
+      <w:r>
+        <w:rPr>
+          <w:rtl/>
+        </w:rPr>
+        <w:t>מסך תצוגה קטן שמציג מידע למשתמש</w:t>
+      </w:r>
+      <w:r>
+        <w:rPr>
           <w:rFonts w:hint="cs"/>
-          <w:sz w:val="28"/>
-          <w:szCs w:val="28"/>
-          <w:rtl/>
-        </w:rPr>
-        <w:t xml:space="preserve">בקר </w:t>
-      </w:r>
-      <w:r>
-        <w:rPr>
-          <w:sz w:val="28"/>
-          <w:szCs w:val="28"/>
-        </w:rPr>
-        <w:t xml:space="preserve">ESP32 </w:t>
+          <w:rtl/>
+        </w:rPr>
+        <w:t>.</w:t>
+      </w:r>
+      <w:r>
+        <w:rPr>
+          <w:rFonts w:cs="Arial"/>
+          <w:rtl/>
+        </w:rPr>
+        <w:br/>
+      </w:r>
+      <w:r>
+        <w:rPr>
+          <w:rFonts w:cs="Arial" w:hint="cs"/>
+          <w:rtl/>
+        </w:rPr>
+        <w:t>11</w:t>
+      </w:r>
+      <w:r>
+        <w:rPr>
+          <w:rFonts w:cs="Arial"/>
+          <w:rtl/>
+        </w:rPr>
+        <w:t xml:space="preserve"> </w:t>
+      </w:r>
+      <w:r>
+        <w:rPr>
+          <w:rFonts w:cs="Arial" w:hint="cs"/>
+          <w:rtl/>
+        </w:rPr>
+        <w:t xml:space="preserve">שלד מכונית - </w:t>
+      </w:r>
+      <w:r>
+        <w:rPr>
+          <w:rFonts w:cs="Arial"/>
+          <w:rtl/>
+        </w:rPr>
+        <w:t>מבנה פיזי שמחבר את כל הרכיבים יחדיו. זהו שלד הרכב המכיל את המנועים, הגלגלים, והחיישנים ומאפשר תנועה ותפעול של כל המערכת בצורה מכנית.</w:t>
+      </w:r>
+      <w:r>
+        <w:rPr>
+          <w:rFonts w:cs="Arial"/>
+          <w:rtl/>
+        </w:rPr>
+        <w:br/>
+      </w:r>
+      <w:r>
+        <w:rPr>
+          <w:rFonts w:cs="Arial" w:hint="cs"/>
+          <w:rtl/>
+        </w:rPr>
+        <w:t xml:space="preserve">12. לוח מקשים - </w:t>
+      </w:r>
+      <w:r>
+        <w:rPr>
+          <w:rtl/>
+        </w:rPr>
+        <w:t>לוח קלט המאפשר שליטה ידנית על המערכת או הזנת נתונים באמצעות מקשים</w:t>
+      </w:r>
+      <w:r>
+        <w:t>.</w:t>
+      </w:r>
+      <w:r>
+        <w:rPr>
+          <w:rFonts w:hint="cs"/>
+          <w:rtl/>
+        </w:rPr>
+        <w:t xml:space="preserve"> </w:t>
       </w:r>
       <w:proofErr w:type="spellStart"/>
       <w:r>
         <w:rPr>
-          <w:sz w:val="28"/>
-          <w:szCs w:val="28"/>
-        </w:rPr>
-        <w:t>wroom</w:t>
+          <w:rFonts w:hint="cs"/>
+          <w:rtl/>
+        </w:rPr>
+        <w:t>ישומש</w:t>
       </w:r>
       <w:proofErr w:type="spellEnd"/>
       <w:r>
         <w:rPr>
-          <w:sz w:val="28"/>
-          <w:szCs w:val="28"/>
-        </w:rPr>
-        <w:t xml:space="preserve"> module</w:t>
-      </w:r>
-    </w:p>
-    <w:p>
-      <w:pPr>
-        <w:pStyle w:val="a9"/>
-        <w:numPr>
-          <w:ilvl w:val="0"/>
-          <w:numId w:val="4"/>
-        </w:numPr>
-        <w:rPr>
-          <w:sz w:val="28"/>
-          <w:szCs w:val="28"/>
-        </w:rPr>
-      </w:pPr>
-      <w:r>
-        <w:rPr>
           <w:rFonts w:hint="cs"/>
-          <w:sz w:val="28"/>
-          <w:szCs w:val="28"/>
-          <w:rtl/>
-        </w:rPr>
-        <w:t xml:space="preserve">מנוע </w:t>
-      </w:r>
-      <w:r>
-        <w:rPr>
-          <w:sz w:val="28"/>
-          <w:szCs w:val="28"/>
-        </w:rPr>
-        <w:t>DC</w:t>
-      </w:r>
-    </w:p>
-    <w:p>
-      <w:pPr>
-        <w:pStyle w:val="a9"/>
-        <w:numPr>
-          <w:ilvl w:val="0"/>
-          <w:numId w:val="4"/>
-        </w:numPr>
-        <w:rPr>
-          <w:sz w:val="28"/>
-          <w:szCs w:val="28"/>
-        </w:rPr>
-      </w:pPr>
-      <w:r>
-        <w:rPr>
-          <w:rFonts w:hint="cs"/>
-          <w:sz w:val="28"/>
-          <w:szCs w:val="28"/>
-          <w:rtl/>
-        </w:rPr>
-        <w:t>ח</w:t>
-      </w:r>
-      <w:r>
-        <w:rPr>
-          <w:rFonts w:hint="cs"/>
-          <w:sz w:val="28"/>
-          <w:szCs w:val="28"/>
-          <w:rtl/>
-        </w:rPr>
-        <w:t xml:space="preserve">יישן אור </w:t>
-      </w:r>
-      <w:r>
-        <w:rPr>
-          <w:sz w:val="28"/>
-          <w:szCs w:val="28"/>
-        </w:rPr>
-        <w:t>LDR</w:t>
-      </w:r>
-      <w:r>
-        <w:rPr>
-          <w:rFonts w:hint="cs"/>
-          <w:sz w:val="28"/>
-          <w:szCs w:val="28"/>
-          <w:rtl/>
-        </w:rPr>
-        <w:t>: חי</w:t>
-      </w:r>
-      <w:r>
-        <w:rPr>
-          <w:rFonts w:hint="cs"/>
-          <w:sz w:val="28"/>
-          <w:szCs w:val="28"/>
-          <w:rtl/>
-        </w:rPr>
-        <w:t>י</w:t>
-      </w:r>
-      <w:r>
-        <w:rPr>
-          <w:rFonts w:hint="cs"/>
-          <w:sz w:val="28"/>
-          <w:szCs w:val="28"/>
-          <w:rtl/>
-        </w:rPr>
-        <w:t xml:space="preserve">שן </w:t>
-      </w:r>
-      <w:r>
-        <w:rPr>
-          <w:rFonts w:hint="cs"/>
-          <w:sz w:val="28"/>
-          <w:szCs w:val="28"/>
-          <w:rtl/>
-        </w:rPr>
-        <w:t xml:space="preserve">זה </w:t>
-      </w:r>
-    </w:p>
-    <w:p>
-      <w:pPr>
-        <w:pStyle w:val="a9"/>
-        <w:numPr>
-          <w:ilvl w:val="0"/>
-          <w:numId w:val="4"/>
-        </w:numPr>
-        <w:rPr>
-          <w:sz w:val="28"/>
-          <w:szCs w:val="28"/>
-        </w:rPr>
-      </w:pPr>
-      <w:r>
-        <w:rPr>
-          <w:rFonts w:hint="cs"/>
-          <w:sz w:val="28"/>
-          <w:szCs w:val="28"/>
-          <w:rtl/>
-        </w:rPr>
-        <w:t>נורות לד קדמיים</w:t>
-      </w:r>
-    </w:p>
-    <w:p>
-      <w:pPr>
-        <w:pStyle w:val="a9"/>
-        <w:numPr>
-          <w:ilvl w:val="0"/>
-          <w:numId w:val="4"/>
-        </w:numPr>
-        <w:rPr>
-          <w:sz w:val="28"/>
-          <w:szCs w:val="28"/>
-        </w:rPr>
-      </w:pPr>
-      <w:r>
-        <w:rPr>
-          <w:rFonts w:hint="cs"/>
-          <w:sz w:val="28"/>
-          <w:szCs w:val="28"/>
-          <w:rtl/>
-        </w:rPr>
-        <w:t xml:space="preserve">דרייבר </w:t>
-      </w:r>
-      <w:r>
-        <w:rPr>
-          <w:sz w:val="28"/>
-          <w:szCs w:val="28"/>
-        </w:rPr>
-        <w:t>MP</w:t>
-      </w:r>
-      <w:r>
-        <w:rPr>
-          <w:rFonts w:hint="cs"/>
-          <w:sz w:val="28"/>
-          <w:szCs w:val="28"/>
-          <w:rtl/>
-        </w:rPr>
-        <w:t>3</w:t>
-      </w:r>
-    </w:p>
-    <w:p>
-      <w:pPr>
-        <w:pStyle w:val="a9"/>
-        <w:numPr>
-          <w:ilvl w:val="0"/>
-          <w:numId w:val="4"/>
-        </w:numPr>
-        <w:rPr>
-          <w:sz w:val="28"/>
-          <w:szCs w:val="28"/>
-        </w:rPr>
-      </w:pPr>
-      <w:r>
-        <w:rPr>
-          <w:rFonts w:hint="cs"/>
-          <w:sz w:val="28"/>
-          <w:szCs w:val="28"/>
-          <w:rtl/>
-        </w:rPr>
-        <w:t>רמקול פשוט</w:t>
-      </w:r>
-    </w:p>
-    <w:p>
-      <w:pPr>
-        <w:pStyle w:val="a9"/>
-        <w:numPr>
-          <w:ilvl w:val="0"/>
-          <w:numId w:val="4"/>
-        </w:numPr>
-        <w:rPr>
-          <w:sz w:val="28"/>
-          <w:szCs w:val="28"/>
-        </w:rPr>
-      </w:pPr>
-      <w:r>
-        <w:rPr>
-          <w:rFonts w:hint="cs"/>
-          <w:sz w:val="28"/>
-          <w:szCs w:val="28"/>
-          <w:rtl/>
-        </w:rPr>
-        <w:t>סוללה</w:t>
-      </w:r>
-    </w:p>
-    <w:p>
-      <w:pPr>
-        <w:pStyle w:val="a9"/>
-        <w:numPr>
-          <w:ilvl w:val="0"/>
-          <w:numId w:val="4"/>
-        </w:numPr>
-        <w:rPr>
-          <w:sz w:val="28"/>
-          <w:szCs w:val="28"/>
-        </w:rPr>
-      </w:pPr>
-      <w:r>
-        <w:rPr>
-          <w:rFonts w:hint="cs"/>
-          <w:sz w:val="28"/>
-          <w:szCs w:val="28"/>
-          <w:rtl/>
-        </w:rPr>
-        <w:t>חיישן מרחק אינפרה אדום</w:t>
-      </w:r>
-    </w:p>
-    <w:p>
-      <w:pPr>
-        <w:pStyle w:val="a9"/>
-        <w:numPr>
-          <w:ilvl w:val="0"/>
-          <w:numId w:val="4"/>
-        </w:numPr>
-        <w:rPr>
-          <w:sz w:val="28"/>
-          <w:szCs w:val="28"/>
-        </w:rPr>
-      </w:pPr>
-      <w:r>
-        <w:rPr>
-          <w:rFonts w:hint="cs"/>
-          <w:sz w:val="28"/>
-          <w:szCs w:val="28"/>
-          <w:rtl/>
-        </w:rPr>
-        <w:t>חיישן מעקב אחר פס</w:t>
-      </w:r>
-    </w:p>
-    <w:p>
-      <w:pPr>
-        <w:pStyle w:val="a9"/>
-        <w:numPr>
-          <w:ilvl w:val="0"/>
-          <w:numId w:val="4"/>
-        </w:numPr>
-        <w:rPr>
-          <w:sz w:val="28"/>
-          <w:szCs w:val="28"/>
-        </w:rPr>
-      </w:pPr>
-      <w:r>
-        <w:rPr>
-          <w:rFonts w:hint="cs"/>
-          <w:sz w:val="28"/>
-          <w:szCs w:val="28"/>
-          <w:rtl/>
-        </w:rPr>
-        <w:t xml:space="preserve">מסך </w:t>
-      </w:r>
-      <w:r>
-        <w:rPr>
-          <w:sz w:val="28"/>
-          <w:szCs w:val="28"/>
-        </w:rPr>
-        <w:t>OLED</w:t>
-      </w:r>
-    </w:p>
-    <w:p>
-      <w:pPr>
-        <w:pStyle w:val="a9"/>
-        <w:numPr>
-          <w:ilvl w:val="0"/>
-          <w:numId w:val="4"/>
-        </w:numPr>
-        <w:rPr>
-          <w:sz w:val="28"/>
-          <w:szCs w:val="28"/>
-        </w:rPr>
-      </w:pPr>
-      <w:r>
-        <w:rPr>
-          <w:rFonts w:hint="cs"/>
-          <w:sz w:val="28"/>
-          <w:szCs w:val="28"/>
-          <w:rtl/>
-        </w:rPr>
-        <w:t>שלד מכונית</w:t>
-      </w:r>
-    </w:p>
-    <w:p>
-      <w:pPr>
-        <w:pStyle w:val="a9"/>
-        <w:numPr>
-          <w:ilvl w:val="0"/>
-          <w:numId w:val="4"/>
-        </w:numPr>
-        <w:rPr>
-          <w:sz w:val="28"/>
-          <w:szCs w:val="28"/>
-        </w:rPr>
-      </w:pPr>
-      <w:r>
-        <w:rPr>
-          <w:rFonts w:hint="cs"/>
-          <w:sz w:val="28"/>
-          <w:szCs w:val="28"/>
-          <w:rtl/>
-        </w:rPr>
-        <w:t>לוח מקשים</w:t>
+          <w:rtl/>
+        </w:rPr>
+        <w:t xml:space="preserve"> להקלדת פין של התחלת הנסיעה.</w:t>
       </w:r>
     </w:p>
     <w:sectPr>

--- a/הצעת פרוייקט.docx
+++ b/הצעת פרוייקט.docx
@@ -530,7 +530,7 @@
               </wp:inline>
             </w:drawing>
           </mc:Choice>
-          <mc:Fallback xmlns:oel="http://schemas.microsoft.com/office/2019/extlst" xmlns:w16cex="http://schemas.microsoft.com/office/word/2018/wordml/cex" xmlns:w16="http://schemas.microsoft.com/office/word/2018/wordml" xmlns:w16du="http://schemas.microsoft.com/office/word/2023/wordml/word16du" xmlns:w16sdtdh="http://schemas.microsoft.com/office/word/2020/wordml/sdtdatahash">
+          <mc:Fallback xmlns:w16sdtdh="http://schemas.microsoft.com/office/word/2020/wordml/sdtdatahash" xmlns:w16du="http://schemas.microsoft.com/office/word/2023/wordml/word16du" xmlns:w16="http://schemas.microsoft.com/office/word/2018/wordml" xmlns:w16cex="http://schemas.microsoft.com/office/word/2018/wordml/cex" xmlns:oel="http://schemas.microsoft.com/office/2019/extlst">
             <w:pict>
               <v:roundrect w14:anchorId="17ED87AC" id="מלבן מעוגל 6" o:spid="_x0000_s1026" style="width:9.45pt;height:9.45pt;visibility:visible;mso-wrap-style:square;mso-left-percent:-10001;mso-top-percent:-10001;mso-position-horizontal:absolute;mso-position-horizontal-relative:char;mso-position-vertical:absolute;mso-position-vertical-relative:line;mso-left-percent:-10001;mso-top-percent:-10001;v-text-anchor:top" arcsize="10923f" o:gfxdata="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" fillcolor="#a8d08d">
                 <o:lock v:ext="edit" aspectratio="t"/>
@@ -666,7 +666,7 @@
               </wp:inline>
             </w:drawing>
           </mc:Choice>
-          <mc:Fallback xmlns:oel="http://schemas.microsoft.com/office/2019/extlst" xmlns:w16cex="http://schemas.microsoft.com/office/word/2018/wordml/cex" xmlns:w16="http://schemas.microsoft.com/office/word/2018/wordml" xmlns:w16du="http://schemas.microsoft.com/office/word/2023/wordml/word16du" xmlns:w16sdtdh="http://schemas.microsoft.com/office/word/2020/wordml/sdtdatahash">
+          <mc:Fallback xmlns:w16sdtdh="http://schemas.microsoft.com/office/word/2020/wordml/sdtdatahash" xmlns:w16du="http://schemas.microsoft.com/office/word/2023/wordml/word16du" xmlns:w16="http://schemas.microsoft.com/office/word/2018/wordml" xmlns:w16cex="http://schemas.microsoft.com/office/word/2018/wordml/cex" xmlns:oel="http://schemas.microsoft.com/office/2019/extlst">
             <w:pict>
               <v:roundrect w14:anchorId="075500E5" id="מלבן מעוגל 5" o:spid="_x0000_s1026" style="width:9.45pt;height:9.45pt;visibility:visible;mso-wrap-style:square;mso-left-percent:-10001;mso-top-percent:-10001;mso-position-horizontal:absolute;mso-position-horizontal-relative:char;mso-position-vertical:absolute;mso-position-vertical-relative:line;mso-left-percent:-10001;mso-top-percent:-10001;v-text-anchor:top" arcsize="10923f" o:gfxdata="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">
                 <o:lock v:ext="edit" aspectratio="t"/>
@@ -1575,8 +1575,6 @@
         </w:rPr>
         <w:t>לוח מקשים</w:t>
       </w:r>
-      <w:bookmarkStart w:id="2" w:name="_GoBack"/>
-      <w:bookmarkEnd w:id="2"/>
       <w:r>
         <w:rPr>
           <w:rFonts w:cs="Arial"/>
@@ -3828,7 +3826,7 @@
               </wp:inline>
             </w:drawing>
           </mc:Choice>
-          <mc:Fallback xmlns:oel="http://schemas.microsoft.com/office/2019/extlst" xmlns:w16cex="http://schemas.microsoft.com/office/word/2018/wordml/cex" xmlns:w16="http://schemas.microsoft.com/office/word/2018/wordml" xmlns:w16du="http://schemas.microsoft.com/office/word/2023/wordml/word16du" xmlns:w16sdtdh="http://schemas.microsoft.com/office/word/2020/wordml/sdtdatahash">
+          <mc:Fallback xmlns:w16sdtdh="http://schemas.microsoft.com/office/word/2020/wordml/sdtdatahash" xmlns:w16du="http://schemas.microsoft.com/office/word/2023/wordml/word16du" xmlns:w16="http://schemas.microsoft.com/office/word/2018/wordml" xmlns:w16cex="http://schemas.microsoft.com/office/word/2018/wordml/cex" xmlns:oel="http://schemas.microsoft.com/office/2019/extlst">
             <w:pict>
               <v:roundrect w14:anchorId="1D42CF48" id="מלבן מעוגל 4" o:spid="_x0000_s1026" style="width:9.45pt;height:9.45pt;visibility:visible;mso-wrap-style:square;mso-left-percent:-10001;mso-top-percent:-10001;mso-position-horizontal:absolute;mso-position-horizontal-relative:char;mso-position-vertical:absolute;mso-position-vertical-relative:line;mso-left-percent:-10001;mso-top-percent:-10001;v-text-anchor:top" arcsize="10923f" o:gfxdata="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">
                 <o:lock v:ext="edit" aspectratio="t"/>
@@ -3915,7 +3913,7 @@
               </wp:inline>
             </w:drawing>
           </mc:Choice>
-          <mc:Fallback xmlns:oel="http://schemas.microsoft.com/office/2019/extlst" xmlns:w16cex="http://schemas.microsoft.com/office/word/2018/wordml/cex" xmlns:w16="http://schemas.microsoft.com/office/word/2018/wordml" xmlns:w16du="http://schemas.microsoft.com/office/word/2023/wordml/word16du" xmlns:w16sdtdh="http://schemas.microsoft.com/office/word/2020/wordml/sdtdatahash">
+          <mc:Fallback xmlns:w16sdtdh="http://schemas.microsoft.com/office/word/2020/wordml/sdtdatahash" xmlns:w16du="http://schemas.microsoft.com/office/word/2023/wordml/word16du" xmlns:w16="http://schemas.microsoft.com/office/word/2018/wordml" xmlns:w16cex="http://schemas.microsoft.com/office/word/2018/wordml/cex" xmlns:oel="http://schemas.microsoft.com/office/2019/extlst">
             <w:pict>
               <v:roundrect w14:anchorId="070688B8" id="מלבן מעוגל 3" o:spid="_x0000_s1026" style="width:9.45pt;height:9.45pt;visibility:visible;mso-wrap-style:square;mso-left-percent:-10001;mso-top-percent:-10001;mso-position-horizontal:absolute;mso-position-horizontal-relative:char;mso-position-vertical:absolute;mso-position-vertical-relative:line;mso-left-percent:-10001;mso-top-percent:-10001;v-text-anchor:top" arcsize="10923f" o:gfxdata="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">
                 <o:lock v:ext="edit" aspectratio="t"/>
@@ -4048,7 +4046,7 @@
               </wp:inline>
             </w:drawing>
           </mc:Choice>
-          <mc:Fallback xmlns:oel="http://schemas.microsoft.com/office/2019/extlst" xmlns:w16cex="http://schemas.microsoft.com/office/word/2018/wordml/cex" xmlns:w16="http://schemas.microsoft.com/office/word/2018/wordml" xmlns:w16du="http://schemas.microsoft.com/office/word/2023/wordml/word16du" xmlns:w16sdtdh="http://schemas.microsoft.com/office/word/2020/wordml/sdtdatahash">
+          <mc:Fallback xmlns:w16sdtdh="http://schemas.microsoft.com/office/word/2020/wordml/sdtdatahash" xmlns:w16du="http://schemas.microsoft.com/office/word/2023/wordml/word16du" xmlns:w16="http://schemas.microsoft.com/office/word/2018/wordml" xmlns:w16cex="http://schemas.microsoft.com/office/word/2018/wordml/cex" xmlns:oel="http://schemas.microsoft.com/office/2019/extlst">
             <w:pict>
               <v:roundrect w14:anchorId="10070B32" id="מלבן מעוגל 2" o:spid="_x0000_s1026" style="width:9.45pt;height:9.45pt;visibility:visible;mso-wrap-style:square;mso-left-percent:-10001;mso-top-percent:-10001;mso-position-horizontal:absolute;mso-position-horizontal-relative:char;mso-position-vertical:absolute;mso-position-vertical-relative:line;mso-left-percent:-10001;mso-top-percent:-10001;v-text-anchor:top" arcsize="10923f" o:gfxdata="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">
                 <o:lock v:ext="edit" aspectratio="t"/>
@@ -4197,7 +4195,7 @@
               </wp:inline>
             </w:drawing>
           </mc:Choice>
-          <mc:Fallback xmlns:oel="http://schemas.microsoft.com/office/2019/extlst" xmlns:w16cex="http://schemas.microsoft.com/office/word/2018/wordml/cex" xmlns:w16="http://schemas.microsoft.com/office/word/2018/wordml" xmlns:w16du="http://schemas.microsoft.com/office/word/2023/wordml/word16du" xmlns:w16sdtdh="http://schemas.microsoft.com/office/word/2020/wordml/sdtdatahash">
+          <mc:Fallback xmlns:w16sdtdh="http://schemas.microsoft.com/office/word/2020/wordml/sdtdatahash" xmlns:w16du="http://schemas.microsoft.com/office/word/2023/wordml/word16du" xmlns:w16="http://schemas.microsoft.com/office/word/2018/wordml" xmlns:w16cex="http://schemas.microsoft.com/office/word/2018/wordml/cex" xmlns:oel="http://schemas.microsoft.com/office/2019/extlst">
             <w:pict>
               <v:roundrect w14:anchorId="4AE4CB54" id="מלבן מעוגל 1" o:spid="_x0000_s1026" style="width:9.45pt;height:9.45pt;visibility:visible;mso-wrap-style:square;mso-left-percent:-10001;mso-top-percent:-10001;mso-position-horizontal:absolute;mso-position-horizontal-relative:char;mso-position-vertical:absolute;mso-position-vertical-relative:line;mso-left-percent:-10001;mso-top-percent:-10001;v-text-anchor:top" arcsize="10923f" o:gfxdata="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">
                 <o:lock v:ext="edit" aspectratio="t"/>
@@ -4408,9 +4406,8 @@
           <w:rFonts w:hint="cs"/>
           <w:sz w:val="28"/>
           <w:szCs w:val="28"/>
-          <w:rtl/>
-        </w:rPr>
-        <w:t>מאסטר</w:t>
+        </w:rPr>
+        <w:t>MASTER</w:t>
       </w:r>
     </w:p>
     <w:p>
@@ -4509,17 +4506,21 @@
         <w:lastRenderedPageBreak/>
         <w:t xml:space="preserve">מכונית </w:t>
       </w:r>
-      <w:proofErr w:type="spellStart"/>
       <w:r>
         <w:rPr>
           <w:rFonts w:hint="cs"/>
           <w:sz w:val="28"/>
           <w:szCs w:val="28"/>
-          <w:rtl/>
-        </w:rPr>
-        <w:t>סלייב</w:t>
-      </w:r>
-      <w:proofErr w:type="spellEnd"/>
+        </w:rPr>
+        <w:t>SLAV</w:t>
+      </w:r>
+      <w:r>
+        <w:rPr>
+          <w:sz w:val="28"/>
+          <w:szCs w:val="28"/>
+        </w:rPr>
+        <w:t>E</w:t>
+      </w:r>
     </w:p>
     <w:p>
       <w:pPr>
@@ -4762,6 +4763,7 @@
         <w:rPr>
           <w:sz w:val="28"/>
           <w:szCs w:val="28"/>
+          <w:rtl/>
         </w:rPr>
       </w:pPr>
       <w:r>
@@ -5262,6 +5264,482 @@
           <w:rtl/>
         </w:rPr>
         <w:t xml:space="preserve"> להקלדת פין של התחלת הנסיעה.</w:t>
+      </w:r>
+    </w:p>
+    <w:p>
+      <w:pPr>
+        <w:ind w:left="360"/>
+        <w:rPr>
+          <w:sz w:val="28"/>
+          <w:szCs w:val="28"/>
+          <w:rtl/>
+        </w:rPr>
+      </w:pPr>
+    </w:p>
+    <w:p>
+      <w:pPr>
+        <w:rPr>
+          <w:sz w:val="28"/>
+          <w:szCs w:val="28"/>
+          <w:rtl/>
+        </w:rPr>
+      </w:pPr>
+      <w:r>
+        <w:rPr>
+          <w:sz w:val="28"/>
+          <w:szCs w:val="28"/>
+          <w:rtl/>
+        </w:rPr>
+        <w:br w:type="page"/>
+      </w:r>
+    </w:p>
+    <w:p>
+      <w:pPr>
+        <w:ind w:left="360"/>
+        <w:rPr>
+          <w:sz w:val="28"/>
+          <w:szCs w:val="28"/>
+          <w:rtl/>
+        </w:rPr>
+      </w:pPr>
+      <w:r>
+        <w:rPr>
+          <w:rFonts w:hint="cs"/>
+          <w:sz w:val="28"/>
+          <w:szCs w:val="28"/>
+          <w:rtl/>
+        </w:rPr>
+        <w:lastRenderedPageBreak/>
+        <w:t>כל המפרט להוסיף בעמוד עם הרכיבים</w:t>
+      </w:r>
+    </w:p>
+    <w:p>
+      <w:pPr>
+        <w:ind w:left="360"/>
+        <w:rPr>
+          <w:sz w:val="28"/>
+          <w:szCs w:val="28"/>
+          <w:rtl/>
+        </w:rPr>
+      </w:pPr>
+      <w:r>
+        <w:rPr>
+          <w:rFonts w:hint="cs"/>
+          <w:sz w:val="28"/>
+          <w:szCs w:val="28"/>
+          <w:rtl/>
+        </w:rPr>
+        <w:t>לא לעשות פרוטוקול תקשורת אלה תקשורת בלוטוס</w:t>
+      </w:r>
+    </w:p>
+    <w:p>
+      <w:pPr>
+        <w:ind w:left="360"/>
+        <w:rPr>
+          <w:sz w:val="28"/>
+          <w:szCs w:val="28"/>
+          <w:rtl/>
+        </w:rPr>
+      </w:pPr>
+      <w:r>
+        <w:rPr>
+          <w:rFonts w:hint="cs"/>
+          <w:sz w:val="28"/>
+          <w:szCs w:val="28"/>
+          <w:rtl/>
+        </w:rPr>
+        <w:t xml:space="preserve">לפני המנועים להוסיף "דרייבר למנוע" ואז את ה"מנוע </w:t>
+      </w:r>
+      <w:r>
+        <w:rPr>
+          <w:rFonts w:hint="cs"/>
+          <w:sz w:val="28"/>
+          <w:szCs w:val="28"/>
+        </w:rPr>
+        <w:t>DC</w:t>
+      </w:r>
+      <w:r>
+        <w:rPr>
+          <w:rFonts w:hint="cs"/>
+          <w:sz w:val="28"/>
+          <w:szCs w:val="28"/>
+          <w:rtl/>
+        </w:rPr>
+        <w:t>"</w:t>
+      </w:r>
+    </w:p>
+    <w:p>
+      <w:pPr>
+        <w:ind w:left="360"/>
+        <w:rPr>
+          <w:sz w:val="28"/>
+          <w:szCs w:val="28"/>
+          <w:rtl/>
+        </w:rPr>
+      </w:pPr>
+      <w:r>
+        <w:rPr>
+          <w:rFonts w:hint="cs"/>
+          <w:sz w:val="28"/>
+          <w:szCs w:val="28"/>
+          <w:rtl/>
+        </w:rPr>
+        <w:t>לרשום בקר ולעשות את המלבן גדול</w:t>
+      </w:r>
+    </w:p>
+    <w:p>
+      <w:pPr>
+        <w:ind w:left="360"/>
+        <w:rPr>
+          <w:sz w:val="28"/>
+          <w:szCs w:val="28"/>
+          <w:rtl/>
+        </w:rPr>
+      </w:pPr>
+      <w:r>
+        <w:rPr>
+          <w:rFonts w:hint="cs"/>
+          <w:sz w:val="28"/>
+          <w:szCs w:val="28"/>
+          <w:rtl/>
+        </w:rPr>
+        <w:t xml:space="preserve">לשנות במאסטר את </w:t>
+      </w:r>
+      <w:proofErr w:type="spellStart"/>
+      <w:r>
+        <w:rPr>
+          <w:rFonts w:hint="cs"/>
+          <w:sz w:val="28"/>
+          <w:szCs w:val="28"/>
+          <w:rtl/>
+        </w:rPr>
+        <w:t>האינםרה</w:t>
+      </w:r>
+      <w:proofErr w:type="spellEnd"/>
+      <w:r>
+        <w:rPr>
+          <w:rFonts w:hint="cs"/>
+          <w:sz w:val="28"/>
+          <w:szCs w:val="28"/>
+          <w:rtl/>
+        </w:rPr>
+        <w:t xml:space="preserve"> רד לאולטרה </w:t>
+      </w:r>
+      <w:proofErr w:type="spellStart"/>
+      <w:r>
+        <w:rPr>
+          <w:rFonts w:hint="cs"/>
+          <w:sz w:val="28"/>
+          <w:szCs w:val="28"/>
+          <w:rtl/>
+        </w:rPr>
+        <w:t>סוניק</w:t>
+      </w:r>
+      <w:proofErr w:type="spellEnd"/>
+      <w:r>
+        <w:rPr>
+          <w:rFonts w:hint="cs"/>
+          <w:sz w:val="28"/>
+          <w:szCs w:val="28"/>
+          <w:rtl/>
+        </w:rPr>
+        <w:t xml:space="preserve">  </w:t>
+      </w:r>
+    </w:p>
+    <w:p>
+      <w:pPr>
+        <w:ind w:left="360"/>
+        <w:rPr>
+          <w:sz w:val="28"/>
+          <w:szCs w:val="28"/>
+          <w:rtl/>
+        </w:rPr>
+      </w:pPr>
+      <w:r>
+        <w:rPr>
+          <w:rFonts w:hint="cs"/>
+          <w:sz w:val="28"/>
+          <w:szCs w:val="28"/>
+          <w:rtl/>
+        </w:rPr>
+        <w:t xml:space="preserve">לשים מנוע </w:t>
+      </w:r>
+      <w:proofErr w:type="spellStart"/>
+      <w:r>
+        <w:rPr>
+          <w:rFonts w:hint="cs"/>
+          <w:sz w:val="28"/>
+          <w:szCs w:val="28"/>
+          <w:rtl/>
+        </w:rPr>
+        <w:t>ברסו</w:t>
+      </w:r>
+      <w:proofErr w:type="spellEnd"/>
+      <w:r>
+        <w:rPr>
+          <w:rFonts w:hint="cs"/>
+          <w:sz w:val="28"/>
+          <w:szCs w:val="28"/>
+          <w:rtl/>
+        </w:rPr>
+        <w:t xml:space="preserve"> ועם המנוע סרבו חיישן מרחק אולטרה </w:t>
+      </w:r>
+      <w:proofErr w:type="spellStart"/>
+      <w:r>
+        <w:rPr>
+          <w:rFonts w:hint="cs"/>
+          <w:sz w:val="28"/>
+          <w:szCs w:val="28"/>
+          <w:rtl/>
+        </w:rPr>
+        <w:t>סוניק</w:t>
+      </w:r>
+      <w:proofErr w:type="spellEnd"/>
+    </w:p>
+    <w:p>
+      <w:pPr>
+        <w:ind w:left="360"/>
+        <w:rPr>
+          <w:sz w:val="28"/>
+          <w:szCs w:val="28"/>
+          <w:rtl/>
+        </w:rPr>
+      </w:pPr>
+      <w:r>
+        <w:rPr>
+          <w:rFonts w:hint="cs"/>
+          <w:sz w:val="28"/>
+          <w:szCs w:val="28"/>
+          <w:rtl/>
+        </w:rPr>
+        <w:t>אינפרה רד יש רק אחד לא 2</w:t>
+      </w:r>
+    </w:p>
+    <w:p>
+      <w:pPr>
+        <w:ind w:left="360"/>
+        <w:rPr>
+          <w:sz w:val="28"/>
+          <w:szCs w:val="28"/>
+          <w:rtl/>
+        </w:rPr>
+      </w:pPr>
+      <w:r>
+        <w:rPr>
+          <w:rFonts w:hint="cs"/>
+          <w:sz w:val="28"/>
+          <w:szCs w:val="28"/>
+          <w:rtl/>
+        </w:rPr>
+        <w:t xml:space="preserve">ועל </w:t>
+      </w:r>
+      <w:proofErr w:type="spellStart"/>
+      <w:r>
+        <w:rPr>
+          <w:rFonts w:hint="cs"/>
+          <w:sz w:val="28"/>
+          <w:szCs w:val="28"/>
+          <w:rtl/>
+        </w:rPr>
+        <w:t>הסלייב</w:t>
+      </w:r>
+      <w:proofErr w:type="spellEnd"/>
+      <w:r>
+        <w:rPr>
+          <w:rFonts w:hint="cs"/>
+          <w:sz w:val="28"/>
+          <w:szCs w:val="28"/>
+          <w:rtl/>
+        </w:rPr>
+        <w:t xml:space="preserve"> אין מנוע סרבו ואין אינפרה רד</w:t>
+      </w:r>
+    </w:p>
+    <w:p>
+      <w:pPr>
+        <w:ind w:left="360"/>
+        <w:rPr>
+          <w:sz w:val="28"/>
+          <w:szCs w:val="28"/>
+          <w:rtl/>
+        </w:rPr>
+      </w:pPr>
+      <w:r>
+        <w:rPr>
+          <w:rFonts w:hint="cs"/>
+          <w:sz w:val="28"/>
+          <w:szCs w:val="28"/>
+          <w:rtl/>
+        </w:rPr>
+        <w:t xml:space="preserve">לרשום תצוגת מסך </w:t>
+      </w:r>
+      <w:r>
+        <w:rPr>
+          <w:rFonts w:hint="cs"/>
+          <w:sz w:val="28"/>
+          <w:szCs w:val="28"/>
+        </w:rPr>
+        <w:t>OLED</w:t>
+      </w:r>
+      <w:r>
+        <w:rPr>
+          <w:rFonts w:hint="cs"/>
+          <w:sz w:val="28"/>
+          <w:szCs w:val="28"/>
+          <w:rtl/>
+        </w:rPr>
+        <w:t xml:space="preserve"> </w:t>
+      </w:r>
+    </w:p>
+    <w:p>
+      <w:pPr>
+        <w:ind w:left="360"/>
+        <w:rPr>
+          <w:sz w:val="28"/>
+          <w:szCs w:val="28"/>
+          <w:rtl/>
+        </w:rPr>
+      </w:pPr>
+      <w:r>
+        <w:rPr>
+          <w:rFonts w:hint="cs"/>
+          <w:sz w:val="28"/>
+          <w:szCs w:val="28"/>
+          <w:rtl/>
+        </w:rPr>
+        <w:t xml:space="preserve">להוריד את </w:t>
+      </w:r>
+      <w:r>
+        <w:rPr>
+          <w:sz w:val="28"/>
+          <w:szCs w:val="28"/>
+        </w:rPr>
+        <w:t>mp3</w:t>
+      </w:r>
+      <w:r>
+        <w:rPr>
+          <w:rFonts w:hint="cs"/>
+          <w:sz w:val="28"/>
+          <w:szCs w:val="28"/>
+          <w:rtl/>
+        </w:rPr>
+        <w:t xml:space="preserve"> ואת הרמקול להוריד לוח מקשים ואם נרצה נוסיף</w:t>
+      </w:r>
+    </w:p>
+    <w:p>
+      <w:pPr>
+        <w:ind w:left="360"/>
+        <w:rPr>
+          <w:sz w:val="28"/>
+          <w:szCs w:val="28"/>
+          <w:rtl/>
+        </w:rPr>
+      </w:pPr>
+      <w:r>
+        <w:rPr>
+          <w:rFonts w:hint="cs"/>
+          <w:sz w:val="28"/>
+          <w:szCs w:val="28"/>
+          <w:rtl/>
+        </w:rPr>
+        <w:t xml:space="preserve">במפרט </w:t>
+      </w:r>
+      <w:proofErr w:type="spellStart"/>
+      <w:r>
+        <w:rPr>
+          <w:rFonts w:hint="cs"/>
+          <w:sz w:val="28"/>
+          <w:szCs w:val="28"/>
+          <w:rtl/>
+        </w:rPr>
+        <w:t>התכני</w:t>
+      </w:r>
+      <w:proofErr w:type="spellEnd"/>
+      <w:r>
+        <w:rPr>
+          <w:rFonts w:hint="cs"/>
+          <w:sz w:val="28"/>
+          <w:szCs w:val="28"/>
+          <w:rtl/>
+        </w:rPr>
+        <w:t xml:space="preserve"> : 2 מפרטים של המאסטר ושל </w:t>
+      </w:r>
+      <w:proofErr w:type="spellStart"/>
+      <w:r>
+        <w:rPr>
+          <w:rFonts w:hint="cs"/>
+          <w:sz w:val="28"/>
+          <w:szCs w:val="28"/>
+          <w:rtl/>
+        </w:rPr>
+        <w:t>הסלייב</w:t>
+      </w:r>
+      <w:proofErr w:type="spellEnd"/>
+      <w:r>
+        <w:rPr>
+          <w:rFonts w:hint="cs"/>
+          <w:sz w:val="28"/>
+          <w:szCs w:val="28"/>
+          <w:rtl/>
+        </w:rPr>
+        <w:t xml:space="preserve"> ולרשום במפרט תיאור </w:t>
+      </w:r>
+    </w:p>
+    <w:p>
+      <w:pPr>
+        <w:ind w:left="360"/>
+        <w:rPr>
+          <w:sz w:val="28"/>
+          <w:szCs w:val="28"/>
+          <w:rtl/>
+        </w:rPr>
+      </w:pPr>
+      <w:r>
+        <w:rPr>
+          <w:rFonts w:hint="cs"/>
+          <w:sz w:val="28"/>
+          <w:szCs w:val="28"/>
+          <w:rtl/>
+        </w:rPr>
+        <w:t xml:space="preserve">במקום שלג </w:t>
+      </w:r>
+      <w:r>
+        <w:rPr>
+          <w:sz w:val="28"/>
+          <w:szCs w:val="28"/>
+          <w:rtl/>
+        </w:rPr>
+        <w:t>–</w:t>
+      </w:r>
+      <w:r>
+        <w:rPr>
+          <w:rFonts w:hint="cs"/>
+          <w:sz w:val="28"/>
+          <w:szCs w:val="28"/>
+          <w:rtl/>
+        </w:rPr>
+        <w:t xml:space="preserve"> רובוט שמדמה רכב אוטונומי</w:t>
+      </w:r>
+      <w:bookmarkStart w:id="2" w:name="_GoBack"/>
+      <w:bookmarkEnd w:id="2"/>
+    </w:p>
+    <w:p>
+      <w:pPr>
+        <w:ind w:left="360"/>
+        <w:rPr>
+          <w:rFonts w:hint="cs"/>
+          <w:sz w:val="28"/>
+          <w:szCs w:val="28"/>
+          <w:rtl/>
+        </w:rPr>
+      </w:pPr>
+      <w:r>
+        <w:rPr>
+          <w:rFonts w:hint="cs"/>
+          <w:sz w:val="28"/>
+          <w:szCs w:val="28"/>
+          <w:rtl/>
+        </w:rPr>
+        <w:t>תמיד לנעצים!!</w:t>
       </w:r>
     </w:p>
     <w:sectPr>
